--- a/docs/revenue-reconciliation-guide.docx
+++ b/docs/revenue-reconciliation-guide.docx
@@ -1159,25 +1159,25 @@
           <w:sz w:val="22"/>
           <w:szCs w:val="22"/>
         </w:rPr>
-        <w:t xml:space="preserve">. Use it only to confirm “is this person actually an active member?” against a payment. Open </w:t>
-      </w:r>
-      <w:r>
-        <w:rPr>
-          <w:b/>
-          <w:bCs/>
-          <w:color w:val="1C1007"/>
-          <w:sz w:val="22"/>
-          <w:szCs w:val="22"/>
-        </w:rPr>
-        <w:t xml:space="preserve">Table Editor → profiles</w:t>
-      </w:r>
-      <w:r>
-        <w:rPr>
-          <w:color w:val="1C1007"/>
-          <w:sz w:val="22"/>
-          <w:szCs w:val="22"/>
-        </w:rPr>
-        <w:t xml:space="preserve"> to see each member’s email, tier (The Calm Connection / The Calm Circle), and status (active / past due / inactive).</w:t>
+        <w:t xml:space="preserve">, used only to confirm “is this person actually an active member?” against a payment. Rather than logging into Supabase directly, Jan and Jez will get an </w:t>
+      </w:r>
+      <w:r>
+        <w:rPr>
+          <w:b/>
+          <w:bCs/>
+          <w:color w:val="1C1007"/>
+          <w:sz w:val="22"/>
+          <w:szCs w:val="22"/>
+        </w:rPr>
+        <w:t xml:space="preserve">automatic email every two weeks</w:t>
+      </w:r>
+      <w:r>
+        <w:rPr>
+          <w:color w:val="1C1007"/>
+          <w:sz w:val="22"/>
+          <w:szCs w:val="22"/>
+        </w:rPr>
+        <w:t xml:space="preserve"> with a simple spreadsheet of the same information — each member’s email, tier (The Calm Connection / The Calm Circle), and status (active / past due / inactive). No login or database access needed.</w:t>
       </w:r>
     </w:p>
     <w:p>
@@ -1207,7 +1207,7 @@
           <w:sz w:val="22"/>
           <w:szCs w:val="22"/>
         </w:rPr>
-        <w:t xml:space="preserve">Supabase → Table Editor → profiles table (email, role/tier, subscription status columns).</w:t>
+        <w:t xml:space="preserve">Example of the spreadsheet Jan and Jez will receive by email (once the automatic export is set up).</w:t>
       </w:r>
     </w:p>
     <w:p>

--- a/docs/revenue-reconciliation-guide.docx
+++ b/docs/revenue-reconciliation-guide.docx
@@ -1033,6 +1033,135 @@
     </w:p>
     <w:p>
       <w:pPr>
+        <w:pStyle w:val="Heading2"/>
+        <w:spacing w:after="100" w:before="220"/>
+      </w:pPr>
+      <w:r>
+        <w:rPr>
+          <w:b/>
+          <w:bCs/>
+          <w:color w:val="1C1007"/>
+          <w:sz w:val="25"/>
+          <w:szCs w:val="25"/>
+        </w:rPr>
+        <w:t xml:space="preserve">a) Getting Jan her own access (view-only)</w:t>
+      </w:r>
+    </w:p>
+    <w:p>
+      <w:pPr>
+        <w:spacing w:after="140" w:line="276"/>
+      </w:pPr>
+      <w:r>
+        <w:rPr>
+          <w:color w:val="1C1007"/>
+          <w:sz w:val="22"/>
+          <w:szCs w:val="22"/>
+        </w:rPr>
+        <w:t xml:space="preserve">To give Jan her own login, add her under </w:t>
+      </w:r>
+      <w:r>
+        <w:rPr>
+          <w:b/>
+          <w:bCs/>
+          <w:color w:val="1C1007"/>
+          <w:sz w:val="22"/>
+          <w:szCs w:val="22"/>
+        </w:rPr>
+        <w:t xml:space="preserve">Account Settings → Manage users → Add user</w:t>
+      </w:r>
+      <w:r>
+        <w:rPr>
+          <w:color w:val="1C1007"/>
+          <w:sz w:val="22"/>
+          <w:szCs w:val="22"/>
+        </w:rPr>
+        <w:t xml:space="preserve">, then choose her privileges. PayPal is a bit more restrictive than Stripe here: a user can be given permission to </w:t>
+      </w:r>
+      <w:r>
+        <w:rPr>
+          <w:b/>
+          <w:bCs/>
+          <w:color w:val="1C1007"/>
+          <w:sz w:val="22"/>
+          <w:szCs w:val="22"/>
+        </w:rPr>
+        <w:t xml:space="preserve">view the account balance</w:t>
+      </w:r>
+      <w:r>
+        <w:rPr>
+          <w:color w:val="1C1007"/>
+          <w:sz w:val="22"/>
+          <w:szCs w:val="22"/>
+        </w:rPr>
+        <w:t xml:space="preserve">, or separately, permission to </w:t>
+      </w:r>
+      <w:r>
+        <w:rPr>
+          <w:b/>
+          <w:bCs/>
+          <w:color w:val="1C1007"/>
+          <w:sz w:val="22"/>
+          <w:szCs w:val="22"/>
+        </w:rPr>
+        <w:t xml:space="preserve">run and download reports</w:t>
+      </w:r>
+      <w:r>
+        <w:rPr>
+          <w:color w:val="1C1007"/>
+          <w:sz w:val="22"/>
+          <w:szCs w:val="22"/>
+        </w:rPr>
+        <w:t xml:space="preserve"> — PayPal doesn’t allow combining those two on one login. If Jan needs both, the simple fix is two limited logins for her (one for balance, one for reports); either way, she never gets permission to move money.</w:t>
+      </w:r>
+    </w:p>
+    <w:p>
+      <w:pPr>
+        <w:pBdr>
+          <w:top w:val="dashed" w:color="467826" w:sz="6" w:space="6"/>
+          <w:bottom w:val="dashed" w:color="467826" w:sz="6" w:space="6"/>
+          <w:left w:val="dashed" w:color="467826" w:sz="6" w:space="6"/>
+          <w:right w:val="dashed" w:color="467826" w:sz="6" w:space="6"/>
+        </w:pBdr>
+        <w:shd w:fill="EFF4E9" w:color="auto" w:val="clear"/>
+        <w:spacing w:after="200" w:before="60" w:line="264"/>
+      </w:pPr>
+      <w:r>
+        <w:rPr>
+          <w:b/>
+          <w:bCs/>
+          <w:color w:val="467826"/>
+          <w:sz w:val="22"/>
+          <w:szCs w:val="22"/>
+        </w:rPr>
+        <w:t xml:space="preserve">📸  Screenshot to add here: </w:t>
+      </w:r>
+      <w:r>
+        <w:rPr>
+          <w:color w:val="1C1007"/>
+          <w:sz w:val="22"/>
+          <w:szCs w:val="22"/>
+        </w:rPr>
+        <w:t xml:space="preserve">PayPal → Account Settings → Manage Users, showing the Add User button and the privilege checkboxes.</w:t>
+      </w:r>
+    </w:p>
+    <w:p>
+      <w:pPr>
+        <w:pStyle w:val="Heading2"/>
+        <w:spacing w:after="100" w:before="220"/>
+      </w:pPr>
+      <w:r>
+        <w:rPr>
+          <w:b/>
+          <w:bCs/>
+          <w:color w:val="1C1007"/>
+          <w:sz w:val="25"/>
+          <w:szCs w:val="25"/>
+        </w:rPr>
+        <w:t xml:space="preserve">b) Seeing what’s there</w:t>
+      </w:r>
+    </w:p>
+    <w:p>
+      <w:pPr>
         <w:pStyle w:val="ListParagraph"/>
         <w:numPr>
           <w:ilvl w:val="0"/>

--- a/docs/revenue-reconciliation-guide.docx
+++ b/docs/revenue-reconciliation-guide.docx
@@ -687,7 +687,7 @@
           <w:sz w:val="22"/>
           <w:szCs w:val="22"/>
         </w:rPr>
-        <w:t xml:space="preserve">Click “Invite”, enter Jan’s email, and choose a read-only / Analyst role (view + export, no changes).</w:t>
+        <w:t xml:space="preserve">Click “Invite”, enter Jan’s email, and choose the Accountant role (view + export, no changes — this is the role we actually used).</w:t>
       </w:r>
     </w:p>
     <w:p>
@@ -709,15 +709,14 @@
           <w:sz w:val="22"/>
           <w:szCs w:val="22"/>
         </w:rPr>
-        <w:t xml:space="preserve">📸  Screenshot to add here: </w:t>
-      </w:r>
-      <w:r>
-        <w:rPr>
-          <w:color w:val="1C1007"/>
-          <w:sz w:val="22"/>
-          <w:szCs w:val="22"/>
-        </w:rPr>
-        <w:t xml:space="preserve">Stripe → Settings → Team, showing the Invite button and the role choices.</w:t>
+      </w:r>
+      <w:r>
+        <w:rPr>
+          <w:color w:val="1C1007"/>
+          <w:sz w:val="22"/>
+          <w:szCs w:val="22"/>
+        </w:rPr>
+        <w:t xml:space="preserve">✅ Already done — Jan and Jez were both invited via Tapas’s Stripe account (Jan as Accountant, Jez as Analyst).</w:t>
       </w:r>
     </w:p>
     <w:p>
@@ -809,15 +808,50 @@
           <w:sz w:val="22"/>
           <w:szCs w:val="22"/>
         </w:rPr>
-        <w:t xml:space="preserve">📸  Screenshot to add here: </w:t>
-      </w:r>
-      <w:r>
-        <w:rPr>
-          <w:color w:val="1C1007"/>
-          <w:sz w:val="22"/>
-          <w:szCs w:val="22"/>
-        </w:rPr>
-        <w:t xml:space="preserve">Stripe → Payments list for the current month (customer / amount / date / status columns visible).</w:t>
+        <w:t>Stripe → Payments list for the current month.</w:t>
+      </w:r>
+      <w:r>
+        <w:rPr>
+          <w:color w:val="1C1007"/>
+          <w:sz w:val="22"/>
+          <w:szCs w:val="22"/>
+        </w:rPr>
+      </w:r>
+    </w:p>
+    <w:p>
+      <w:r>
+        <w:drawing>
+          <wp:inline xmlns:a="http://schemas.openxmlformats.org/drawingml/2006/main" xmlns:pic="http://schemas.openxmlformats.org/drawingml/2006/picture">
+            <wp:extent cx="5486400" cy="2875900"/>
+            <wp:docPr id="1" name="Picture 1"/>
+            <wp:cNvGraphicFramePr>
+              <a:graphicFrameLocks noChangeAspect="1"/>
+            </wp:cNvGraphicFramePr>
+            <a:graphic>
+              <a:graphicData uri="http://schemas.openxmlformats.org/drawingml/2006/picture">
+                <pic:pic>
+                  <pic:nvPicPr>
+                    <pic:cNvPr id="0" name="Screenshot 2026-08-07 181543.png"/>
+                    <pic:cNvPicPr/>
+                  </pic:nvPicPr>
+                  <pic:blipFill>
+                    <a:blip r:embed="rId8"/>
+                    <a:stretch>
+                      <a:fillRect/>
+                    </a:stretch>
+                  </pic:blipFill>
+                  <pic:spPr>
+                    <a:xfrm>
+                      <a:off x="0" y="0"/>
+                      <a:ext cx="5486400" cy="2875900"/>
+                    </a:xfrm>
+                    <a:prstGeom prst="rect"/>
+                  </pic:spPr>
+                </pic:pic>
+              </a:graphicData>
+            </a:graphic>
+          </wp:inline>
+        </w:drawing>
       </w:r>
     </w:p>
     <w:p>
@@ -891,15 +925,50 @@
           <w:sz w:val="22"/>
           <w:szCs w:val="22"/>
         </w:rPr>
-        <w:t xml:space="preserve">📸  Screenshot to add here: </w:t>
-      </w:r>
-      <w:r>
-        <w:rPr>
-          <w:color w:val="1C1007"/>
-          <w:sz w:val="22"/>
-          <w:szCs w:val="22"/>
-        </w:rPr>
-        <w:t xml:space="preserve">Stripe → Balance → Payouts, showing a payout and its “included transactions”.</w:t>
+        <w:t>Stripe → Balance → Payouts, showing a payout and its included transactions.</w:t>
+      </w:r>
+      <w:r>
+        <w:rPr>
+          <w:color w:val="1C1007"/>
+          <w:sz w:val="22"/>
+          <w:szCs w:val="22"/>
+        </w:rPr>
+      </w:r>
+    </w:p>
+    <w:p>
+      <w:r>
+        <w:drawing>
+          <wp:inline xmlns:a="http://schemas.openxmlformats.org/drawingml/2006/main" xmlns:pic="http://schemas.openxmlformats.org/drawingml/2006/picture">
+            <wp:extent cx="5486400" cy="2874245"/>
+            <wp:docPr id="2" name="Picture 2"/>
+            <wp:cNvGraphicFramePr>
+              <a:graphicFrameLocks noChangeAspect="1"/>
+            </wp:cNvGraphicFramePr>
+            <a:graphic>
+              <a:graphicData uri="http://schemas.openxmlformats.org/drawingml/2006/picture">
+                <pic:pic>
+                  <pic:nvPicPr>
+                    <pic:cNvPr id="0" name="Screenshot 2026-08-07 181044.png"/>
+                    <pic:cNvPicPr/>
+                  </pic:nvPicPr>
+                  <pic:blipFill>
+                    <a:blip r:embed="rId9"/>
+                    <a:stretch>
+                      <a:fillRect/>
+                    </a:stretch>
+                  </pic:blipFill>
+                  <pic:spPr>
+                    <a:xfrm>
+                      <a:off x="0" y="0"/>
+                      <a:ext cx="5486400" cy="2874245"/>
+                    </a:xfrm>
+                    <a:prstGeom prst="rect"/>
+                  </pic:spPr>
+                </pic:pic>
+              </a:graphicData>
+            </a:graphic>
+          </wp:inline>
+        </w:drawing>
       </w:r>
     </w:p>
     <w:p>
@@ -1004,15 +1073,50 @@
           <w:sz w:val="22"/>
           <w:szCs w:val="22"/>
         </w:rPr>
-        <w:t xml:space="preserve">📸  Screenshot to add here: </w:t>
-      </w:r>
-      <w:r>
-        <w:rPr>
-          <w:color w:val="1C1007"/>
-          <w:sz w:val="22"/>
-          <w:szCs w:val="22"/>
-        </w:rPr>
-        <w:t xml:space="preserve">Stripe → the Export button and the column / date-range options.</w:t>
+        <w:t>Stripe → the Export button, date range, and column options.</w:t>
+      </w:r>
+      <w:r>
+        <w:rPr>
+          <w:color w:val="1C1007"/>
+          <w:sz w:val="22"/>
+          <w:szCs w:val="22"/>
+        </w:rPr>
+      </w:r>
+    </w:p>
+    <w:p>
+      <w:r>
+        <w:drawing>
+          <wp:inline xmlns:a="http://schemas.openxmlformats.org/drawingml/2006/main" xmlns:pic="http://schemas.openxmlformats.org/drawingml/2006/picture">
+            <wp:extent cx="5486400" cy="2850524"/>
+            <wp:docPr id="5" name="Picture 5"/>
+            <wp:cNvGraphicFramePr>
+              <a:graphicFrameLocks noChangeAspect="1"/>
+            </wp:cNvGraphicFramePr>
+            <a:graphic>
+              <a:graphicData uri="http://schemas.openxmlformats.org/drawingml/2006/picture">
+                <pic:pic>
+                  <pic:nvPicPr>
+                    <pic:cNvPr id="0" name="Screenshot 2026-08-09 165109.png"/>
+                    <pic:cNvPicPr/>
+                  </pic:nvPicPr>
+                  <pic:blipFill>
+                    <a:blip r:embed="rId12"/>
+                    <a:stretch>
+                      <a:fillRect/>
+                    </a:stretch>
+                  </pic:blipFill>
+                  <pic:spPr>
+                    <a:xfrm>
+                      <a:off x="0" y="0"/>
+                      <a:ext cx="5486400" cy="2850524"/>
+                    </a:xfrm>
+                    <a:prstGeom prst="rect"/>
+                  </pic:spPr>
+                </pic:pic>
+              </a:graphicData>
+            </a:graphic>
+          </wp:inline>
+        </w:drawing>
       </w:r>
     </w:p>
     <w:p>
@@ -1133,15 +1237,50 @@
           <w:sz w:val="22"/>
           <w:szCs w:val="22"/>
         </w:rPr>
-        <w:t xml:space="preserve">📸  Screenshot to add here: </w:t>
-      </w:r>
-      <w:r>
-        <w:rPr>
-          <w:color w:val="1C1007"/>
-          <w:sz w:val="22"/>
-          <w:szCs w:val="22"/>
-        </w:rPr>
-        <w:t xml:space="preserve">PayPal → Account Settings → Manage Users, showing the Add User button and the privilege checkboxes.</w:t>
+        <w:t>PayPal → Account Settings → Manage Users.</w:t>
+      </w:r>
+      <w:r>
+        <w:rPr>
+          <w:color w:val="1C1007"/>
+          <w:sz w:val="22"/>
+          <w:szCs w:val="22"/>
+        </w:rPr>
+      </w:r>
+    </w:p>
+    <w:p>
+      <w:r>
+        <w:drawing>
+          <wp:inline xmlns:a="http://schemas.openxmlformats.org/drawingml/2006/main" xmlns:pic="http://schemas.openxmlformats.org/drawingml/2006/picture">
+            <wp:extent cx="5486400" cy="2865703"/>
+            <wp:docPr id="3" name="Picture 3"/>
+            <wp:cNvGraphicFramePr>
+              <a:graphicFrameLocks noChangeAspect="1"/>
+            </wp:cNvGraphicFramePr>
+            <a:graphic>
+              <a:graphicData uri="http://schemas.openxmlformats.org/drawingml/2006/picture">
+                <pic:pic>
+                  <pic:nvPicPr>
+                    <pic:cNvPr id="0" name="Screenshot 2026-08-09 163359.png"/>
+                    <pic:cNvPicPr/>
+                  </pic:nvPicPr>
+                  <pic:blipFill>
+                    <a:blip r:embed="rId10"/>
+                    <a:stretch>
+                      <a:fillRect/>
+                    </a:stretch>
+                  </pic:blipFill>
+                  <pic:spPr>
+                    <a:xfrm>
+                      <a:off x="0" y="0"/>
+                      <a:ext cx="5486400" cy="2865703"/>
+                    </a:xfrm>
+                    <a:prstGeom prst="rect"/>
+                  </pic:spPr>
+                </pic:pic>
+              </a:graphicData>
+            </a:graphic>
+          </wp:inline>
+        </w:drawing>
       </w:r>
     </w:p>
     <w:p>
@@ -1233,15 +1372,50 @@
           <w:sz w:val="22"/>
           <w:szCs w:val="22"/>
         </w:rPr>
-        <w:t xml:space="preserve">📸  Screenshot to add here: </w:t>
-      </w:r>
-      <w:r>
-        <w:rPr>
-          <w:color w:val="1C1007"/>
-          <w:sz w:val="22"/>
-          <w:szCs w:val="22"/>
-        </w:rPr>
-        <w:t xml:space="preserve">PayPal → Activity (or Reports), showing the current month’s transactions and the Download button.</w:t>
+        <w:t>PayPal → Activity, showing this month's transactions and the Download button.</w:t>
+      </w:r>
+      <w:r>
+        <w:rPr>
+          <w:color w:val="1C1007"/>
+          <w:sz w:val="22"/>
+          <w:szCs w:val="22"/>
+        </w:rPr>
+      </w:r>
+    </w:p>
+    <w:p>
+      <w:r>
+        <w:drawing>
+          <wp:inline xmlns:a="http://schemas.openxmlformats.org/drawingml/2006/main" xmlns:pic="http://schemas.openxmlformats.org/drawingml/2006/picture">
+            <wp:extent cx="5486400" cy="3092097"/>
+            <wp:docPr id="4" name="Picture 4"/>
+            <wp:cNvGraphicFramePr>
+              <a:graphicFrameLocks noChangeAspect="1"/>
+            </wp:cNvGraphicFramePr>
+            <a:graphic>
+              <a:graphicData uri="http://schemas.openxmlformats.org/drawingml/2006/picture">
+                <pic:pic>
+                  <pic:nvPicPr>
+                    <pic:cNvPr id="0" name="Screenshot 2026-08-09 163538.png"/>
+                    <pic:cNvPicPr/>
+                  </pic:nvPicPr>
+                  <pic:blipFill>
+                    <a:blip r:embed="rId11"/>
+                    <a:stretch>
+                      <a:fillRect/>
+                    </a:stretch>
+                  </pic:blipFill>
+                  <pic:spPr>
+                    <a:xfrm>
+                      <a:off x="0" y="0"/>
+                      <a:ext cx="5486400" cy="3092097"/>
+                    </a:xfrm>
+                    <a:prstGeom prst="rect"/>
+                  </pic:spPr>
+                </pic:pic>
+              </a:graphicData>
+            </a:graphic>
+          </wp:inline>
+        </w:drawing>
       </w:r>
     </w:p>
     <w:p>

--- a/docs/revenue-reconciliation-guide.docx
+++ b/docs/revenue-reconciliation-guide.docx
@@ -35,7 +35,7 @@
     <w:p>
       <w:pPr>
         <w:pBdr>
-          <w:bottom w:val="single" w:color="467826" w:sz="8" w:space="6"/>
+          <w:bottom w:val="single" w:color="1B5FAE" w:sz="8" w:space="6"/>
         </w:pBdr>
         <w:spacing w:after="60"/>
       </w:pPr>
@@ -172,7 +172,7 @@
         <w:rPr>
           <w:b/>
           <w:bCs/>
-          <w:color w:val="467826"/>
+          <w:color w:val="1B5FAE"/>
           <w:sz w:val="30"/>
           <w:szCs w:val="30"/>
         </w:rPr>
@@ -216,7 +216,7 @@
         <w:tc>
           <w:tcPr>
             <w:tcW w:type="dxa" w:w="1900"/>
-            <w:shd w:fill="467826" w:color="auto" w:val="clear"/>
+            <w:shd w:fill="1B5FAE" w:color="auto" w:val="clear"/>
             <w:tcMar>
               <w:top w:type="dxa" w:w="60"/>
               <w:left w:type="dxa" w:w="120"/>
@@ -243,7 +243,7 @@
         <w:tc>
           <w:tcPr>
             <w:tcW w:type="dxa" w:w="5100"/>
-            <w:shd w:fill="467826" w:color="auto" w:val="clear"/>
+            <w:shd w:fill="1B5FAE" w:color="auto" w:val="clear"/>
             <w:tcMar>
               <w:top w:type="dxa" w:w="60"/>
               <w:left w:type="dxa" w:w="120"/>
@@ -270,7 +270,7 @@
         <w:tc>
           <w:tcPr>
             <w:tcW w:type="dxa" w:w="2360"/>
-            <w:shd w:fill="467826" w:color="auto" w:val="clear"/>
+            <w:shd w:fill="1B5FAE" w:color="auto" w:val="clear"/>
             <w:tcMar>
               <w:top w:type="dxa" w:w="60"/>
               <w:left w:type="dxa" w:w="120"/>
@@ -618,7 +618,7 @@
         <w:rPr>
           <w:b/>
           <w:bCs/>
-          <w:color w:val="467826"/>
+          <w:color w:val="1B5FAE"/>
           <w:sz w:val="30"/>
           <w:szCs w:val="30"/>
         </w:rPr>
@@ -638,20 +638,52 @@
           <w:sz w:val="25"/>
           <w:szCs w:val="25"/>
         </w:rPr>
-        <w:t xml:space="preserve">a) Getting Jan her own access (read-only)</w:t>
-      </w:r>
-    </w:p>
-    <w:p>
-      <w:pPr>
-        <w:spacing w:after="140" w:line="276"/>
-      </w:pPr>
-      <w:r>
-        <w:rPr>
-          <w:color w:val="1C1007"/>
-          <w:sz w:val="22"/>
-          <w:szCs w:val="22"/>
-        </w:rPr>
-        <w:t xml:space="preserve">So Jan can look without needing anyone else, add her as a read-only team member:</w:t>
+        <w:t>a) Jan and Jez's access</w:t>
+      </w:r>
+    </w:p>
+    <w:p>
+      <w:pPr>
+        <w:pBdr>
+          <w:top w:val="dashed" w:color="1B5FAE" w:sz="6" w:space="6"/>
+          <w:bottom w:val="dashed" w:color="1B5FAE" w:sz="6" w:space="6"/>
+          <w:left w:val="dashed" w:color="1B5FAE" w:sz="6" w:space="6"/>
+          <w:right w:val="dashed" w:color="1B5FAE" w:sz="6" w:space="6"/>
+        </w:pBdr>
+        <w:shd w:fill="E8F1FA" w:color="auto" w:val="clear"/>
+        <w:spacing w:after="200" w:before="60" w:line="264"/>
+      </w:pPr>
+      <w:r>
+        <w:rPr>
+          <w:b/>
+          <w:bCs/>
+          <w:color w:val="1B5FAE"/>
+          <w:sz w:val="22"/>
+          <w:szCs w:val="22"/>
+        </w:rPr>
+      </w:r>
+      <w:r>
+        <w:rPr>
+          <w:color w:val="1C1007"/>
+          <w:sz w:val="22"/>
+          <w:szCs w:val="22"/>
+        </w:rPr>
+        <w:t xml:space="preserve">✅ Already done — Jan and Jez were both invited via Tapas’s Stripe account (Jan as Accountant, Jez as Analyst).</w:t>
+      </w:r>
+    </w:p>
+    <w:p>
+      <w:pPr>
+        <w:pStyle w:val="Heading2"/>
+        <w:spacing w:after="100" w:before="220"/>
+      </w:pPr>
+      <w:r>
+        <w:rPr>
+          <w:b/>
+          <w:bCs/>
+          <w:color w:val="1C1007"/>
+          <w:sz w:val="25"/>
+          <w:szCs w:val="25"/>
+        </w:rPr>
+        <w:t xml:space="preserve">b) Seeing who paid what</w:t>
       </w:r>
     </w:p>
     <w:p>
@@ -669,7 +701,7 @@
           <w:sz w:val="22"/>
           <w:szCs w:val="22"/>
         </w:rPr>
-        <w:t xml:space="preserve">In Stripe, open Settings (gear icon, top right) → Team.</w:t>
+        <w:t xml:space="preserve">Payments (left menu) — every individual charge: customer, amount, date, and whether it succeeded, failed, or was refunded.</w:t>
       </w:r>
     </w:p>
     <w:p>
@@ -687,52 +719,7 @@
           <w:sz w:val="22"/>
           <w:szCs w:val="22"/>
         </w:rPr>
-        <w:t xml:space="preserve">Click “Invite”, enter Jan’s email, and choose the Accountant role (view + export, no changes — this is the role we actually used).</w:t>
-      </w:r>
-    </w:p>
-    <w:p>
-      <w:pPr>
-        <w:pBdr>
-          <w:top w:val="dashed" w:color="467826" w:sz="6" w:space="6"/>
-          <w:bottom w:val="dashed" w:color="467826" w:sz="6" w:space="6"/>
-          <w:left w:val="dashed" w:color="467826" w:sz="6" w:space="6"/>
-          <w:right w:val="dashed" w:color="467826" w:sz="6" w:space="6"/>
-        </w:pBdr>
-        <w:shd w:fill="EFF4E9" w:color="auto" w:val="clear"/>
-        <w:spacing w:after="200" w:before="60" w:line="264"/>
-      </w:pPr>
-      <w:r>
-        <w:rPr>
-          <w:b/>
-          <w:bCs/>
-          <w:color w:val="467826"/>
-          <w:sz w:val="22"/>
-          <w:szCs w:val="22"/>
-        </w:rPr>
-      </w:r>
-      <w:r>
-        <w:rPr>
-          <w:color w:val="1C1007"/>
-          <w:sz w:val="22"/>
-          <w:szCs w:val="22"/>
-        </w:rPr>
-        <w:t xml:space="preserve">✅ Already done — Jan and Jez were both invited via Tapas’s Stripe account (Jan as Accountant, Jez as Analyst).</w:t>
-      </w:r>
-    </w:p>
-    <w:p>
-      <w:pPr>
-        <w:pStyle w:val="Heading2"/>
-        <w:spacing w:after="100" w:before="220"/>
-      </w:pPr>
-      <w:r>
-        <w:rPr>
-          <w:b/>
-          <w:bCs/>
-          <w:color w:val="1C1007"/>
-          <w:sz w:val="25"/>
-          <w:szCs w:val="25"/>
-        </w:rPr>
-        <w:t xml:space="preserve">b) Seeing who paid what</w:t>
+        <w:t xml:space="preserve">Subscriptions (or Billing → Subscriptions) — each active membership, its plan, price, and next renewal date.</w:t>
       </w:r>
     </w:p>
     <w:p>
@@ -750,61 +737,25 @@
           <w:sz w:val="22"/>
           <w:szCs w:val="22"/>
         </w:rPr>
-        <w:t xml:space="preserve">Payments (left menu) — every individual charge: customer, amount, date, and whether it succeeded, failed, or was refunded.</w:t>
-      </w:r>
-    </w:p>
-    <w:p>
-      <w:pPr>
-        <w:pStyle w:val="ListParagraph"/>
-        <w:numPr>
-          <w:ilvl w:val="0"/>
-          <w:numId w:val="1"/>
-        </w:numPr>
-        <w:spacing w:after="90" w:line="268"/>
-      </w:pPr>
-      <w:r>
-        <w:rPr>
-          <w:color w:val="1C1007"/>
-          <w:sz w:val="22"/>
-          <w:szCs w:val="22"/>
-        </w:rPr>
-        <w:t xml:space="preserve">Subscriptions (or Billing → Subscriptions) — each active membership, its plan, price, and next renewal date.</w:t>
-      </w:r>
-    </w:p>
-    <w:p>
-      <w:pPr>
-        <w:pStyle w:val="ListParagraph"/>
-        <w:numPr>
-          <w:ilvl w:val="0"/>
-          <w:numId w:val="1"/>
-        </w:numPr>
-        <w:spacing w:after="90" w:line="268"/>
-      </w:pPr>
-      <w:r>
-        <w:rPr>
-          <w:color w:val="1C1007"/>
-          <w:sz w:val="22"/>
-          <w:szCs w:val="22"/>
-        </w:rPr>
         <w:t xml:space="preserve">Customers — look up one person and see their full payment history.</w:t>
       </w:r>
     </w:p>
     <w:p>
       <w:pPr>
         <w:pBdr>
-          <w:top w:val="dashed" w:color="467826" w:sz="6" w:space="6"/>
-          <w:bottom w:val="dashed" w:color="467826" w:sz="6" w:space="6"/>
-          <w:left w:val="dashed" w:color="467826" w:sz="6" w:space="6"/>
-          <w:right w:val="dashed" w:color="467826" w:sz="6" w:space="6"/>
+          <w:top w:val="dashed" w:color="1B5FAE" w:sz="6" w:space="6"/>
+          <w:bottom w:val="dashed" w:color="1B5FAE" w:sz="6" w:space="6"/>
+          <w:left w:val="dashed" w:color="1B5FAE" w:sz="6" w:space="6"/>
+          <w:right w:val="dashed" w:color="1B5FAE" w:sz="6" w:space="6"/>
         </w:pBdr>
-        <w:shd w:fill="EFF4E9" w:color="auto" w:val="clear"/>
+        <w:shd w:fill="E8F1FA" w:color="auto" w:val="clear"/>
         <w:spacing w:after="200" w:before="60" w:line="264"/>
       </w:pPr>
       <w:r>
         <w:rPr>
           <w:b/>
           <w:bCs/>
-          <w:color w:val="467826"/>
+          <w:color w:val="1B5FAE"/>
           <w:sz w:val="22"/>
           <w:szCs w:val="22"/>
         </w:rPr>
@@ -909,19 +860,19 @@
     <w:p>
       <w:pPr>
         <w:pBdr>
-          <w:top w:val="dashed" w:color="467826" w:sz="6" w:space="6"/>
-          <w:bottom w:val="dashed" w:color="467826" w:sz="6" w:space="6"/>
-          <w:left w:val="dashed" w:color="467826" w:sz="6" w:space="6"/>
-          <w:right w:val="dashed" w:color="467826" w:sz="6" w:space="6"/>
+          <w:top w:val="dashed" w:color="1B5FAE" w:sz="6" w:space="6"/>
+          <w:bottom w:val="dashed" w:color="1B5FAE" w:sz="6" w:space="6"/>
+          <w:left w:val="dashed" w:color="1B5FAE" w:sz="6" w:space="6"/>
+          <w:right w:val="dashed" w:color="1B5FAE" w:sz="6" w:space="6"/>
         </w:pBdr>
-        <w:shd w:fill="EFF4E9" w:color="auto" w:val="clear"/>
+        <w:shd w:fill="E8F1FA" w:color="auto" w:val="clear"/>
         <w:spacing w:after="200" w:before="60" w:line="264"/>
       </w:pPr>
       <w:r>
         <w:rPr>
           <w:b/>
           <w:bCs/>
-          <w:color w:val="467826"/>
+          <w:color w:val="1B5FAE"/>
           <w:sz w:val="22"/>
           <w:szCs w:val="22"/>
         </w:rPr>
@@ -980,7 +931,7 @@
         <w:rPr>
           <w:b/>
           <w:bCs/>
-          <w:color w:val="467826"/>
+          <w:color w:val="1B5FAE"/>
           <w:sz w:val="30"/>
           <w:szCs w:val="30"/>
         </w:rPr>
@@ -1057,19 +1008,19 @@
     <w:p>
       <w:pPr>
         <w:pBdr>
-          <w:top w:val="dashed" w:color="467826" w:sz="6" w:space="6"/>
-          <w:bottom w:val="dashed" w:color="467826" w:sz="6" w:space="6"/>
-          <w:left w:val="dashed" w:color="467826" w:sz="6" w:space="6"/>
-          <w:right w:val="dashed" w:color="467826" w:sz="6" w:space="6"/>
+          <w:top w:val="dashed" w:color="1B5FAE" w:sz="6" w:space="6"/>
+          <w:bottom w:val="dashed" w:color="1B5FAE" w:sz="6" w:space="6"/>
+          <w:left w:val="dashed" w:color="1B5FAE" w:sz="6" w:space="6"/>
+          <w:right w:val="dashed" w:color="1B5FAE" w:sz="6" w:space="6"/>
         </w:pBdr>
-        <w:shd w:fill="EFF4E9" w:color="auto" w:val="clear"/>
+        <w:shd w:fill="E8F1FA" w:color="auto" w:val="clear"/>
         <w:spacing w:after="200" w:before="60" w:line="264"/>
       </w:pPr>
       <w:r>
         <w:rPr>
           <w:b/>
           <w:bCs/>
-          <w:color w:val="467826"/>
+          <w:color w:val="1B5FAE"/>
           <w:sz w:val="22"/>
           <w:szCs w:val="22"/>
         </w:rPr>
@@ -1128,7 +1079,7 @@
         <w:rPr>
           <w:b/>
           <w:bCs/>
-          <w:color w:val="467826"/>
+          <w:color w:val="1B5FAE"/>
           <w:sz w:val="30"/>
           <w:szCs w:val="30"/>
         </w:rPr>
@@ -1148,7 +1099,7 @@
           <w:sz w:val="25"/>
           <w:szCs w:val="25"/>
         </w:rPr>
-        <w:t xml:space="preserve">a) Getting Jan her own access (view-only)</w:t>
+        <w:t>a) Jan and Jez's access</w:t>
       </w:r>
     </w:p>
     <w:p>
@@ -1161,79 +1112,73 @@
           <w:sz w:val="22"/>
           <w:szCs w:val="22"/>
         </w:rPr>
-        <w:t xml:space="preserve">To give Jan her own login, add her under </w:t>
-      </w:r>
-      <w:r>
-        <w:rPr>
-          <w:b/>
-          <w:bCs/>
-          <w:color w:val="1C1007"/>
-          <w:sz w:val="22"/>
-          <w:szCs w:val="22"/>
-        </w:rPr>
-        <w:t xml:space="preserve">Account Settings → Manage users → Add user</w:t>
-      </w:r>
-      <w:r>
-        <w:rPr>
-          <w:color w:val="1C1007"/>
-          <w:sz w:val="22"/>
-          <w:szCs w:val="22"/>
-        </w:rPr>
-        <w:t xml:space="preserve">, then choose her privileges. PayPal is a bit more restrictive than Stripe here: a user can be given permission to </w:t>
-      </w:r>
-      <w:r>
-        <w:rPr>
-          <w:b/>
-          <w:bCs/>
-          <w:color w:val="1C1007"/>
-          <w:sz w:val="22"/>
-          <w:szCs w:val="22"/>
-        </w:rPr>
-        <w:t xml:space="preserve">view the account balance</w:t>
-      </w:r>
-      <w:r>
-        <w:rPr>
-          <w:color w:val="1C1007"/>
-          <w:sz w:val="22"/>
-          <w:szCs w:val="22"/>
-        </w:rPr>
-        <w:t xml:space="preserve">, or separately, permission to </w:t>
-      </w:r>
-      <w:r>
-        <w:rPr>
-          <w:b/>
-          <w:bCs/>
-          <w:color w:val="1C1007"/>
-          <w:sz w:val="22"/>
-          <w:szCs w:val="22"/>
-        </w:rPr>
-        <w:t xml:space="preserve">run and download reports</w:t>
-      </w:r>
-      <w:r>
-        <w:rPr>
-          <w:color w:val="1C1007"/>
-          <w:sz w:val="22"/>
-          <w:szCs w:val="22"/>
-        </w:rPr>
-        <w:t xml:space="preserve"> — PayPal doesn’t allow combining those two on one login. If Jan needs both, the simple fix is two limited logins for her (one for balance, one for reports); either way, she never gets permission to move money.</w:t>
+        <w:t>Jan and Jez have also been added on the PayPal side. PayPal is a bit more restrictive than Stripe here — a login can be given permission to view the account balance, or separately, permission to run and download reports, but not both on one login. If Jan needs both, that just means two separate logins for her; either way, no login can move money.</w:t>
+      </w:r>
+      <w:r>
+        <w:rPr>
+          <w:b/>
+          <w:bCs/>
+          <w:color w:val="1C1007"/>
+          <w:sz w:val="22"/>
+          <w:szCs w:val="22"/>
+        </w:rPr>
+      </w:r>
+      <w:r>
+        <w:rPr>
+          <w:color w:val="1C1007"/>
+          <w:sz w:val="22"/>
+          <w:szCs w:val="22"/>
+        </w:rPr>
+      </w:r>
+      <w:r>
+        <w:rPr>
+          <w:b/>
+          <w:bCs/>
+          <w:color w:val="1C1007"/>
+          <w:sz w:val="22"/>
+          <w:szCs w:val="22"/>
+        </w:rPr>
+      </w:r>
+      <w:r>
+        <w:rPr>
+          <w:color w:val="1C1007"/>
+          <w:sz w:val="22"/>
+          <w:szCs w:val="22"/>
+        </w:rPr>
+      </w:r>
+      <w:r>
+        <w:rPr>
+          <w:b/>
+          <w:bCs/>
+          <w:color w:val="1C1007"/>
+          <w:sz w:val="22"/>
+          <w:szCs w:val="22"/>
+        </w:rPr>
+      </w:r>
+      <w:r>
+        <w:rPr>
+          <w:color w:val="1C1007"/>
+          <w:sz w:val="22"/>
+          <w:szCs w:val="22"/>
+        </w:rPr>
       </w:r>
     </w:p>
     <w:p>
       <w:pPr>
         <w:pBdr>
-          <w:top w:val="dashed" w:color="467826" w:sz="6" w:space="6"/>
-          <w:bottom w:val="dashed" w:color="467826" w:sz="6" w:space="6"/>
-          <w:left w:val="dashed" w:color="467826" w:sz="6" w:space="6"/>
-          <w:right w:val="dashed" w:color="467826" w:sz="6" w:space="6"/>
+          <w:top w:val="dashed" w:color="1B5FAE" w:sz="6" w:space="6"/>
+          <w:bottom w:val="dashed" w:color="1B5FAE" w:sz="6" w:space="6"/>
+          <w:left w:val="dashed" w:color="1B5FAE" w:sz="6" w:space="6"/>
+          <w:right w:val="dashed" w:color="1B5FAE" w:sz="6" w:space="6"/>
         </w:pBdr>
-        <w:shd w:fill="EFF4E9" w:color="auto" w:val="clear"/>
+        <w:shd w:fill="E8F1FA" w:color="auto" w:val="clear"/>
         <w:spacing w:after="200" w:before="60" w:line="264"/>
       </w:pPr>
       <w:r>
         <w:rPr>
           <w:b/>
           <w:bCs/>
-          <w:color w:val="467826"/>
+          <w:color w:val="1B5FAE"/>
           <w:sz w:val="22"/>
           <w:szCs w:val="22"/>
         </w:rPr>
@@ -1356,19 +1301,19 @@
     <w:p>
       <w:pPr>
         <w:pBdr>
-          <w:top w:val="dashed" w:color="467826" w:sz="6" w:space="6"/>
-          <w:bottom w:val="dashed" w:color="467826" w:sz="6" w:space="6"/>
-          <w:left w:val="dashed" w:color="467826" w:sz="6" w:space="6"/>
-          <w:right w:val="dashed" w:color="467826" w:sz="6" w:space="6"/>
+          <w:top w:val="dashed" w:color="1B5FAE" w:sz="6" w:space="6"/>
+          <w:bottom w:val="dashed" w:color="1B5FAE" w:sz="6" w:space="6"/>
+          <w:left w:val="dashed" w:color="1B5FAE" w:sz="6" w:space="6"/>
+          <w:right w:val="dashed" w:color="1B5FAE" w:sz="6" w:space="6"/>
         </w:pBdr>
-        <w:shd w:fill="EFF4E9" w:color="auto" w:val="clear"/>
+        <w:shd w:fill="E8F1FA" w:color="auto" w:val="clear"/>
         <w:spacing w:after="200" w:before="60" w:line="264"/>
       </w:pPr>
       <w:r>
         <w:rPr>
           <w:b/>
           <w:bCs/>
-          <w:color w:val="467826"/>
+          <w:color w:val="1B5FAE"/>
           <w:sz w:val="22"/>
           <w:szCs w:val="22"/>
         </w:rPr>
@@ -1427,7 +1372,7 @@
         <w:rPr>
           <w:b/>
           <w:bCs/>
-          <w:color w:val="467826"/>
+          <w:color w:val="1B5FAE"/>
           <w:sz w:val="30"/>
           <w:szCs w:val="30"/>
         </w:rPr>
@@ -1486,19 +1431,19 @@
     <w:p>
       <w:pPr>
         <w:pBdr>
-          <w:top w:val="dashed" w:color="467826" w:sz="6" w:space="6"/>
-          <w:bottom w:val="dashed" w:color="467826" w:sz="6" w:space="6"/>
-          <w:left w:val="dashed" w:color="467826" w:sz="6" w:space="6"/>
-          <w:right w:val="dashed" w:color="467826" w:sz="6" w:space="6"/>
+          <w:top w:val="dashed" w:color="1B5FAE" w:sz="6" w:space="6"/>
+          <w:bottom w:val="dashed" w:color="1B5FAE" w:sz="6" w:space="6"/>
+          <w:left w:val="dashed" w:color="1B5FAE" w:sz="6" w:space="6"/>
+          <w:right w:val="dashed" w:color="1B5FAE" w:sz="6" w:space="6"/>
         </w:pBdr>
-        <w:shd w:fill="EFF4E9" w:color="auto" w:val="clear"/>
+        <w:shd w:fill="E8F1FA" w:color="auto" w:val="clear"/>
         <w:spacing w:after="200" w:before="60" w:line="264"/>
       </w:pPr>
       <w:r>
         <w:rPr>
           <w:b/>
           <w:bCs/>
-          <w:color w:val="467826"/>
+          <w:color w:val="1B5FAE"/>
           <w:sz w:val="22"/>
           <w:szCs w:val="22"/>
         </w:rPr>
@@ -1522,7 +1467,7 @@
         <w:rPr>
           <w:b/>
           <w:bCs/>
-          <w:color w:val="467826"/>
+          <w:color w:val="1B5FAE"/>
           <w:sz w:val="30"/>
           <w:szCs w:val="30"/>
         </w:rPr>
@@ -1731,7 +1676,7 @@
         <w:rPr>
           <w:b/>
           <w:bCs/>
-          <w:color w:val="467826"/>
+          <w:color w:val="1B5FAE"/>
           <w:sz w:val="30"/>
           <w:szCs w:val="30"/>
         </w:rPr>
@@ -1848,7 +1793,6 @@
           <w:sz w:val="22"/>
           <w:szCs w:val="22"/>
         </w:rPr>
-        <w:t xml:space="preserve">Questions on any screen or number? </w:t>
       </w:r>
       <w:r>
         <w:rPr>
@@ -1856,7 +1800,7 @@
           <w:sz w:val="22"/>
           <w:szCs w:val="22"/>
         </w:rPr>
-        <w:t xml:space="preserve">Happy to jump on a short call and walk through it together, doc in hand. — Siyoul</w:t>
+        <w:t>Questions on any screen or number? Feel free to reach out anytime by email. — Siyoul</w:t>
       </w:r>
     </w:p>
     <w:sectPr>

--- a/docs/revenue-reconciliation-guide.docx
+++ b/docs/revenue-reconciliation-guide.docx
@@ -1295,7 +1295,7 @@
           <w:sz w:val="22"/>
           <w:szCs w:val="22"/>
         </w:rPr>
-        <w:t xml:space="preserve">PayPal also deducts a processing fee, so its net deposit is a little less than the gross — same as Stripe.</w:t>
+        <w:t>PayPal also deducts a processing fee, so its net deposit is a little less than the gross — same as Stripe. To export, click the circular download icon in the top-right corner of the transactions list (visible in the screenshot below).</w:t>
       </w:r>
     </w:p>
     <w:p>

--- a/docs/revenue-reconciliation-guide.docx
+++ b/docs/revenue-reconciliation-guide.docx
@@ -35,7 +35,7 @@
     <w:p>
       <w:pPr>
         <w:pBdr>
-          <w:bottom w:val="single" w:color="467826" w:sz="8" w:space="6"/>
+          <w:bottom w:val="single" w:color="1B5FAE" w:sz="8" w:space="6"/>
         </w:pBdr>
         <w:spacing w:after="60"/>
       </w:pPr>
@@ -172,7 +172,7 @@
         <w:rPr>
           <w:b/>
           <w:bCs/>
-          <w:color w:val="467826"/>
+          <w:color w:val="1B5FAE"/>
           <w:sz w:val="30"/>
           <w:szCs w:val="30"/>
         </w:rPr>
@@ -216,7 +216,7 @@
         <w:tc>
           <w:tcPr>
             <w:tcW w:type="dxa" w:w="1900"/>
-            <w:shd w:fill="467826" w:color="auto" w:val="clear"/>
+            <w:shd w:fill="1B5FAE" w:color="auto" w:val="clear"/>
             <w:tcMar>
               <w:top w:type="dxa" w:w="60"/>
               <w:left w:type="dxa" w:w="120"/>
@@ -243,7 +243,7 @@
         <w:tc>
           <w:tcPr>
             <w:tcW w:type="dxa" w:w="5100"/>
-            <w:shd w:fill="467826" w:color="auto" w:val="clear"/>
+            <w:shd w:fill="1B5FAE" w:color="auto" w:val="clear"/>
             <w:tcMar>
               <w:top w:type="dxa" w:w="60"/>
               <w:left w:type="dxa" w:w="120"/>
@@ -270,7 +270,7 @@
         <w:tc>
           <w:tcPr>
             <w:tcW w:type="dxa" w:w="2360"/>
-            <w:shd w:fill="467826" w:color="auto" w:val="clear"/>
+            <w:shd w:fill="1B5FAE" w:color="auto" w:val="clear"/>
             <w:tcMar>
               <w:top w:type="dxa" w:w="60"/>
               <w:left w:type="dxa" w:w="120"/>
@@ -618,7 +618,7 @@
         <w:rPr>
           <w:b/>
           <w:bCs/>
-          <w:color w:val="467826"/>
+          <w:color w:val="1B5FAE"/>
           <w:sz w:val="30"/>
           <w:szCs w:val="30"/>
         </w:rPr>
@@ -638,20 +638,52 @@
           <w:sz w:val="25"/>
           <w:szCs w:val="25"/>
         </w:rPr>
-        <w:t xml:space="preserve">a) Getting Jan her own access (read-only)</w:t>
-      </w:r>
-    </w:p>
-    <w:p>
-      <w:pPr>
-        <w:spacing w:after="140" w:line="276"/>
-      </w:pPr>
-      <w:r>
-        <w:rPr>
-          <w:color w:val="1C1007"/>
-          <w:sz w:val="22"/>
-          <w:szCs w:val="22"/>
-        </w:rPr>
-        <w:t xml:space="preserve">So Jan can look without needing anyone else, add her as a read-only team member:</w:t>
+        <w:t>a) Jan and Jez's access</w:t>
+      </w:r>
+    </w:p>
+    <w:p>
+      <w:pPr>
+        <w:pBdr>
+          <w:top w:val="dashed" w:color="1B5FAE" w:sz="6" w:space="6"/>
+          <w:bottom w:val="dashed" w:color="1B5FAE" w:sz="6" w:space="6"/>
+          <w:left w:val="dashed" w:color="1B5FAE" w:sz="6" w:space="6"/>
+          <w:right w:val="dashed" w:color="1B5FAE" w:sz="6" w:space="6"/>
+        </w:pBdr>
+        <w:shd w:fill="E8F1FA" w:color="auto" w:val="clear"/>
+        <w:spacing w:after="200" w:before="60" w:line="264"/>
+      </w:pPr>
+      <w:r>
+        <w:rPr>
+          <w:b/>
+          <w:bCs/>
+          <w:color w:val="1B5FAE"/>
+          <w:sz w:val="22"/>
+          <w:szCs w:val="22"/>
+        </w:rPr>
+      </w:r>
+      <w:r>
+        <w:rPr>
+          <w:color w:val="1C1007"/>
+          <w:sz w:val="22"/>
+          <w:szCs w:val="22"/>
+        </w:rPr>
+        <w:t xml:space="preserve">✅ Already done — Jan and Jez were both invited via Tapas’s Stripe account (Jan as Accountant, Jez as Analyst).</w:t>
+      </w:r>
+    </w:p>
+    <w:p>
+      <w:pPr>
+        <w:pStyle w:val="Heading2"/>
+        <w:spacing w:after="100" w:before="220"/>
+      </w:pPr>
+      <w:r>
+        <w:rPr>
+          <w:b/>
+          <w:bCs/>
+          <w:color w:val="1C1007"/>
+          <w:sz w:val="25"/>
+          <w:szCs w:val="25"/>
+        </w:rPr>
+        <w:t xml:space="preserve">b) Seeing who paid what</w:t>
       </w:r>
     </w:p>
     <w:p>
@@ -669,7 +701,7 @@
           <w:sz w:val="22"/>
           <w:szCs w:val="22"/>
         </w:rPr>
-        <w:t xml:space="preserve">In Stripe, open Settings (gear icon, top right) → Team.</w:t>
+        <w:t xml:space="preserve">Payments (left menu) — every individual charge: customer, amount, date, and whether it succeeded, failed, or was refunded.</w:t>
       </w:r>
     </w:p>
     <w:p>
@@ -687,53 +719,7 @@
           <w:sz w:val="22"/>
           <w:szCs w:val="22"/>
         </w:rPr>
-        <w:t xml:space="preserve">Click “Invite”, enter Jan’s email, and choose a read-only / Analyst role (view + export, no changes).</w:t>
-      </w:r>
-    </w:p>
-    <w:p>
-      <w:pPr>
-        <w:pBdr>
-          <w:top w:val="dashed" w:color="467826" w:sz="6" w:space="6"/>
-          <w:bottom w:val="dashed" w:color="467826" w:sz="6" w:space="6"/>
-          <w:left w:val="dashed" w:color="467826" w:sz="6" w:space="6"/>
-          <w:right w:val="dashed" w:color="467826" w:sz="6" w:space="6"/>
-        </w:pBdr>
-        <w:shd w:fill="EFF4E9" w:color="auto" w:val="clear"/>
-        <w:spacing w:after="200" w:before="60" w:line="264"/>
-      </w:pPr>
-      <w:r>
-        <w:rPr>
-          <w:b/>
-          <w:bCs/>
-          <w:color w:val="467826"/>
-          <w:sz w:val="22"/>
-          <w:szCs w:val="22"/>
-        </w:rPr>
-        <w:t xml:space="preserve">📸  Screenshot to add here: </w:t>
-      </w:r>
-      <w:r>
-        <w:rPr>
-          <w:color w:val="1C1007"/>
-          <w:sz w:val="22"/>
-          <w:szCs w:val="22"/>
-        </w:rPr>
-        <w:t xml:space="preserve">Stripe → Settings → Team, showing the Invite button and the role choices.</w:t>
-      </w:r>
-    </w:p>
-    <w:p>
-      <w:pPr>
-        <w:pStyle w:val="Heading2"/>
-        <w:spacing w:after="100" w:before="220"/>
-      </w:pPr>
-      <w:r>
-        <w:rPr>
-          <w:b/>
-          <w:bCs/>
-          <w:color w:val="1C1007"/>
-          <w:sz w:val="25"/>
-          <w:szCs w:val="25"/>
-        </w:rPr>
-        <w:t xml:space="preserve">b) Seeing who paid what</w:t>
+        <w:t xml:space="preserve">Subscriptions (or Billing → Subscriptions) — each active membership, its plan, price, and next renewal date.</w:t>
       </w:r>
     </w:p>
     <w:p>
@@ -751,7 +737,88 @@
           <w:sz w:val="22"/>
           <w:szCs w:val="22"/>
         </w:rPr>
-        <w:t xml:space="preserve">Payments (left menu) — every individual charge: customer, amount, date, and whether it succeeded, failed, or was refunded.</w:t>
+        <w:t xml:space="preserve">Customers — look up one person and see their full payment history.</w:t>
+      </w:r>
+    </w:p>
+    <w:p>
+      <w:pPr>
+        <w:pBdr>
+          <w:top w:val="dashed" w:color="1B5FAE" w:sz="6" w:space="6"/>
+          <w:bottom w:val="dashed" w:color="1B5FAE" w:sz="6" w:space="6"/>
+          <w:left w:val="dashed" w:color="1B5FAE" w:sz="6" w:space="6"/>
+          <w:right w:val="dashed" w:color="1B5FAE" w:sz="6" w:space="6"/>
+        </w:pBdr>
+        <w:shd w:fill="E8F1FA" w:color="auto" w:val="clear"/>
+        <w:spacing w:after="200" w:before="60" w:line="264"/>
+      </w:pPr>
+      <w:r>
+        <w:rPr>
+          <w:b/>
+          <w:bCs/>
+          <w:color w:val="1B5FAE"/>
+          <w:sz w:val="22"/>
+          <w:szCs w:val="22"/>
+        </w:rPr>
+        <w:t>Stripe → Payments list for the current month.</w:t>
+      </w:r>
+      <w:r>
+        <w:rPr>
+          <w:color w:val="1C1007"/>
+          <w:sz w:val="22"/>
+          <w:szCs w:val="22"/>
+        </w:rPr>
+      </w:r>
+    </w:p>
+    <w:p>
+      <w:r>
+        <w:drawing>
+          <wp:inline xmlns:a="http://schemas.openxmlformats.org/drawingml/2006/main" xmlns:pic="http://schemas.openxmlformats.org/drawingml/2006/picture">
+            <wp:extent cx="5486400" cy="2875900"/>
+            <wp:docPr id="1" name="Picture 1"/>
+            <wp:cNvGraphicFramePr>
+              <a:graphicFrameLocks noChangeAspect="1"/>
+            </wp:cNvGraphicFramePr>
+            <a:graphic>
+              <a:graphicData uri="http://schemas.openxmlformats.org/drawingml/2006/picture">
+                <pic:pic>
+                  <pic:nvPicPr>
+                    <pic:cNvPr id="0" name="Screenshot 2026-08-07 181543.png"/>
+                    <pic:cNvPicPr/>
+                  </pic:nvPicPr>
+                  <pic:blipFill>
+                    <a:blip r:embed="rId8"/>
+                    <a:stretch>
+                      <a:fillRect/>
+                    </a:stretch>
+                  </pic:blipFill>
+                  <pic:spPr>
+                    <a:xfrm>
+                      <a:off x="0" y="0"/>
+                      <a:ext cx="5486400" cy="2875900"/>
+                    </a:xfrm>
+                    <a:prstGeom prst="rect"/>
+                  </pic:spPr>
+                </pic:pic>
+              </a:graphicData>
+            </a:graphic>
+          </wp:inline>
+        </w:drawing>
+      </w:r>
+    </w:p>
+    <w:p>
+      <w:pPr>
+        <w:pStyle w:val="Heading2"/>
+        <w:spacing w:after="100" w:before="220"/>
+      </w:pPr>
+      <w:r>
+        <w:rPr>
+          <w:b/>
+          <w:bCs/>
+          <w:color w:val="1C1007"/>
+          <w:sz w:val="25"/>
+          <w:szCs w:val="25"/>
+        </w:rPr>
+        <w:t xml:space="preserve">c) Seeing the revenue totals &amp; bank payouts</w:t>
       </w:r>
     </w:p>
     <w:p>
@@ -769,7 +836,7 @@
           <w:sz w:val="22"/>
           <w:szCs w:val="22"/>
         </w:rPr>
-        <w:t xml:space="preserve">Subscriptions (or Billing → Subscriptions) — each active membership, its plan, price, and next renewal date.</w:t>
+        <w:t xml:space="preserve">Balance → Payouts — the actual deposits Stripe sends to the bank, and which payments make up each one. This is what to match against the bank statement.</w:t>
       </w:r>
     </w:p>
     <w:p>
@@ -787,53 +854,101 @@
           <w:sz w:val="22"/>
           <w:szCs w:val="22"/>
         </w:rPr>
-        <w:t xml:space="preserve">Customers — look up one person and see their full payment history.</w:t>
+        <w:t xml:space="preserve">Reports — revenue, fees, and refunds summarised by date range (monthly, etc.).</w:t>
       </w:r>
     </w:p>
     <w:p>
       <w:pPr>
         <w:pBdr>
-          <w:top w:val="dashed" w:color="467826" w:sz="6" w:space="6"/>
-          <w:bottom w:val="dashed" w:color="467826" w:sz="6" w:space="6"/>
-          <w:left w:val="dashed" w:color="467826" w:sz="6" w:space="6"/>
-          <w:right w:val="dashed" w:color="467826" w:sz="6" w:space="6"/>
+          <w:top w:val="dashed" w:color="1B5FAE" w:sz="6" w:space="6"/>
+          <w:bottom w:val="dashed" w:color="1B5FAE" w:sz="6" w:space="6"/>
+          <w:left w:val="dashed" w:color="1B5FAE" w:sz="6" w:space="6"/>
+          <w:right w:val="dashed" w:color="1B5FAE" w:sz="6" w:space="6"/>
         </w:pBdr>
-        <w:shd w:fill="EFF4E9" w:color="auto" w:val="clear"/>
+        <w:shd w:fill="E8F1FA" w:color="auto" w:val="clear"/>
         <w:spacing w:after="200" w:before="60" w:line="264"/>
       </w:pPr>
       <w:r>
         <w:rPr>
           <w:b/>
           <w:bCs/>
-          <w:color w:val="467826"/>
-          <w:sz w:val="22"/>
-          <w:szCs w:val="22"/>
-        </w:rPr>
-        <w:t xml:space="preserve">📸  Screenshot to add here: </w:t>
-      </w:r>
-      <w:r>
-        <w:rPr>
-          <w:color w:val="1C1007"/>
-          <w:sz w:val="22"/>
-          <w:szCs w:val="22"/>
-        </w:rPr>
-        <w:t xml:space="preserve">Stripe → Payments list for the current month (customer / amount / date / status columns visible).</w:t>
-      </w:r>
-    </w:p>
-    <w:p>
-      <w:pPr>
-        <w:pStyle w:val="Heading2"/>
-        <w:spacing w:after="100" w:before="220"/>
-      </w:pPr>
-      <w:r>
-        <w:rPr>
-          <w:b/>
-          <w:bCs/>
-          <w:color w:val="1C1007"/>
-          <w:sz w:val="25"/>
-          <w:szCs w:val="25"/>
-        </w:rPr>
-        <w:t xml:space="preserve">c) Seeing the revenue totals &amp; bank payouts</w:t>
+          <w:color w:val="1B5FAE"/>
+          <w:sz w:val="22"/>
+          <w:szCs w:val="22"/>
+        </w:rPr>
+        <w:t>Stripe → Balance → Payouts, showing a payout and its included transactions.</w:t>
+      </w:r>
+      <w:r>
+        <w:rPr>
+          <w:color w:val="1C1007"/>
+          <w:sz w:val="22"/>
+          <w:szCs w:val="22"/>
+        </w:rPr>
+      </w:r>
+    </w:p>
+    <w:p>
+      <w:r>
+        <w:drawing>
+          <wp:inline xmlns:a="http://schemas.openxmlformats.org/drawingml/2006/main" xmlns:pic="http://schemas.openxmlformats.org/drawingml/2006/picture">
+            <wp:extent cx="5486400" cy="2874245"/>
+            <wp:docPr id="2" name="Picture 2"/>
+            <wp:cNvGraphicFramePr>
+              <a:graphicFrameLocks noChangeAspect="1"/>
+            </wp:cNvGraphicFramePr>
+            <a:graphic>
+              <a:graphicData uri="http://schemas.openxmlformats.org/drawingml/2006/picture">
+                <pic:pic>
+                  <pic:nvPicPr>
+                    <pic:cNvPr id="0" name="Screenshot 2026-08-07 181044.png"/>
+                    <pic:cNvPicPr/>
+                  </pic:nvPicPr>
+                  <pic:blipFill>
+                    <a:blip r:embed="rId9"/>
+                    <a:stretch>
+                      <a:fillRect/>
+                    </a:stretch>
+                  </pic:blipFill>
+                  <pic:spPr>
+                    <a:xfrm>
+                      <a:off x="0" y="0"/>
+                      <a:ext cx="5486400" cy="2874245"/>
+                    </a:xfrm>
+                    <a:prstGeom prst="rect"/>
+                  </pic:spPr>
+                </pic:pic>
+              </a:graphicData>
+            </a:graphic>
+          </wp:inline>
+        </w:drawing>
+      </w:r>
+    </w:p>
+    <w:p>
+      <w:pPr>
+        <w:pStyle w:val="Heading1"/>
+        <w:spacing w:after="140" w:before="320"/>
+      </w:pPr>
+      <w:r>
+        <w:rPr>
+          <w:b/>
+          <w:bCs/>
+          <w:color w:val="1B5FAE"/>
+          <w:sz w:val="30"/>
+          <w:szCs w:val="30"/>
+        </w:rPr>
+        <w:t xml:space="preserve">3.  Exporting to a spreadsheet (for reconciliation)</w:t>
+      </w:r>
+    </w:p>
+    <w:p>
+      <w:pPr>
+        <w:spacing w:after="140" w:line="276"/>
+      </w:pPr>
+      <w:r>
+        <w:rPr>
+          <w:color w:val="1C1007"/>
+          <w:sz w:val="22"/>
+          <w:szCs w:val="22"/>
+        </w:rPr>
+        <w:t xml:space="preserve">Most reconciliation is easiest in a spreadsheet. Stripe exports to CSV in a couple of clicks:</w:t>
       </w:r>
     </w:p>
     <w:p>
@@ -851,7 +966,7 @@
           <w:sz w:val="22"/>
           <w:szCs w:val="22"/>
         </w:rPr>
-        <w:t xml:space="preserve">Balance → Payouts — the actual deposits Stripe sends to the bank, and which payments make up each one. This is what to match against the bank statement.</w:t>
+        <w:t xml:space="preserve">On the Payments (or Reports) page, set the date range for the month.</w:t>
       </w:r>
     </w:p>
     <w:p>
@@ -869,66 +984,7 @@
           <w:sz w:val="22"/>
           <w:szCs w:val="22"/>
         </w:rPr>
-        <w:t xml:space="preserve">Reports — revenue, fees, and refunds summarised by date range (monthly, etc.).</w:t>
-      </w:r>
-    </w:p>
-    <w:p>
-      <w:pPr>
-        <w:pBdr>
-          <w:top w:val="dashed" w:color="467826" w:sz="6" w:space="6"/>
-          <w:bottom w:val="dashed" w:color="467826" w:sz="6" w:space="6"/>
-          <w:left w:val="dashed" w:color="467826" w:sz="6" w:space="6"/>
-          <w:right w:val="dashed" w:color="467826" w:sz="6" w:space="6"/>
-        </w:pBdr>
-        <w:shd w:fill="EFF4E9" w:color="auto" w:val="clear"/>
-        <w:spacing w:after="200" w:before="60" w:line="264"/>
-      </w:pPr>
-      <w:r>
-        <w:rPr>
-          <w:b/>
-          <w:bCs/>
-          <w:color w:val="467826"/>
-          <w:sz w:val="22"/>
-          <w:szCs w:val="22"/>
-        </w:rPr>
-        <w:t xml:space="preserve">📸  Screenshot to add here: </w:t>
-      </w:r>
-      <w:r>
-        <w:rPr>
-          <w:color w:val="1C1007"/>
-          <w:sz w:val="22"/>
-          <w:szCs w:val="22"/>
-        </w:rPr>
-        <w:t xml:space="preserve">Stripe → Balance → Payouts, showing a payout and its “included transactions”.</w:t>
-      </w:r>
-    </w:p>
-    <w:p>
-      <w:pPr>
-        <w:pStyle w:val="Heading1"/>
-        <w:spacing w:after="140" w:before="320"/>
-      </w:pPr>
-      <w:r>
-        <w:rPr>
-          <w:b/>
-          <w:bCs/>
-          <w:color w:val="467826"/>
-          <w:sz w:val="30"/>
-          <w:szCs w:val="30"/>
-        </w:rPr>
-        <w:t xml:space="preserve">3.  Exporting to a spreadsheet (for reconciliation)</w:t>
-      </w:r>
-    </w:p>
-    <w:p>
-      <w:pPr>
-        <w:spacing w:after="140" w:line="276"/>
-      </w:pPr>
-      <w:r>
-        <w:rPr>
-          <w:color w:val="1C1007"/>
-          <w:sz w:val="22"/>
-          <w:szCs w:val="22"/>
-        </w:rPr>
-        <w:t xml:space="preserve">Most reconciliation is easiest in a spreadsheet. Stripe exports to CSV in a couple of clicks:</w:t>
+        <w:t xml:space="preserve">Click Export (top right) → choose the columns → download the CSV → open in Excel / Google Sheets.</w:t>
       </w:r>
     </w:p>
     <w:p>
@@ -946,7 +1002,246 @@
           <w:sz w:val="22"/>
           <w:szCs w:val="22"/>
         </w:rPr>
-        <w:t xml:space="preserve">On the Payments (or Reports) page, set the date range for the month.</w:t>
+        <w:t xml:space="preserve">The export includes the fee and the net amount per payment, so gross, fees, and net all reconcile.</w:t>
+      </w:r>
+    </w:p>
+    <w:p>
+      <w:pPr>
+        <w:pBdr>
+          <w:top w:val="dashed" w:color="1B5FAE" w:sz="6" w:space="6"/>
+          <w:bottom w:val="dashed" w:color="1B5FAE" w:sz="6" w:space="6"/>
+          <w:left w:val="dashed" w:color="1B5FAE" w:sz="6" w:space="6"/>
+          <w:right w:val="dashed" w:color="1B5FAE" w:sz="6" w:space="6"/>
+        </w:pBdr>
+        <w:shd w:fill="E8F1FA" w:color="auto" w:val="clear"/>
+        <w:spacing w:after="200" w:before="60" w:line="264"/>
+      </w:pPr>
+      <w:r>
+        <w:rPr>
+          <w:b/>
+          <w:bCs/>
+          <w:color w:val="1B5FAE"/>
+          <w:sz w:val="22"/>
+          <w:szCs w:val="22"/>
+        </w:rPr>
+        <w:t>Stripe → the Export button, date range, and column options.</w:t>
+      </w:r>
+      <w:r>
+        <w:rPr>
+          <w:color w:val="1C1007"/>
+          <w:sz w:val="22"/>
+          <w:szCs w:val="22"/>
+        </w:rPr>
+      </w:r>
+    </w:p>
+    <w:p>
+      <w:r>
+        <w:drawing>
+          <wp:inline xmlns:a="http://schemas.openxmlformats.org/drawingml/2006/main" xmlns:pic="http://schemas.openxmlformats.org/drawingml/2006/picture">
+            <wp:extent cx="5486400" cy="2850524"/>
+            <wp:docPr id="5" name="Picture 5"/>
+            <wp:cNvGraphicFramePr>
+              <a:graphicFrameLocks noChangeAspect="1"/>
+            </wp:cNvGraphicFramePr>
+            <a:graphic>
+              <a:graphicData uri="http://schemas.openxmlformats.org/drawingml/2006/picture">
+                <pic:pic>
+                  <pic:nvPicPr>
+                    <pic:cNvPr id="0" name="Screenshot 2026-08-09 165109.png"/>
+                    <pic:cNvPicPr/>
+                  </pic:nvPicPr>
+                  <pic:blipFill>
+                    <a:blip r:embed="rId12"/>
+                    <a:stretch>
+                      <a:fillRect/>
+                    </a:stretch>
+                  </pic:blipFill>
+                  <pic:spPr>
+                    <a:xfrm>
+                      <a:off x="0" y="0"/>
+                      <a:ext cx="5486400" cy="2850524"/>
+                    </a:xfrm>
+                    <a:prstGeom prst="rect"/>
+                  </pic:spPr>
+                </pic:pic>
+              </a:graphicData>
+            </a:graphic>
+          </wp:inline>
+        </w:drawing>
+      </w:r>
+    </w:p>
+    <w:p>
+      <w:pPr>
+        <w:pStyle w:val="Heading1"/>
+        <w:spacing w:after="140" w:before="320"/>
+      </w:pPr>
+      <w:r>
+        <w:rPr>
+          <w:b/>
+          <w:bCs/>
+          <w:color w:val="1B5FAE"/>
+          <w:sz w:val="30"/>
+          <w:szCs w:val="30"/>
+        </w:rPr>
+        <w:t xml:space="preserve">4.  PayPal — the other payment source</w:t>
+      </w:r>
+    </w:p>
+    <w:p>
+      <w:pPr>
+        <w:pStyle w:val="Heading2"/>
+        <w:spacing w:after="100" w:before="220"/>
+      </w:pPr>
+      <w:r>
+        <w:rPr>
+          <w:b/>
+          <w:bCs/>
+          <w:color w:val="1C1007"/>
+          <w:sz w:val="25"/>
+          <w:szCs w:val="25"/>
+        </w:rPr>
+        <w:t>a) Jan and Jez's access</w:t>
+      </w:r>
+    </w:p>
+    <w:p>
+      <w:pPr>
+        <w:spacing w:after="140" w:line="276"/>
+      </w:pPr>
+      <w:r>
+        <w:rPr>
+          <w:color w:val="1C1007"/>
+          <w:sz w:val="22"/>
+          <w:szCs w:val="22"/>
+        </w:rPr>
+        <w:t>Jan and Jez have also been added on the PayPal side. PayPal is a bit more restrictive than Stripe here — a login can be given permission to view the account balance, or separately, permission to run and download reports, but not both on one login. If Jan needs both, that just means two separate logins for her; either way, no login can move money.</w:t>
+      </w:r>
+      <w:r>
+        <w:rPr>
+          <w:b/>
+          <w:bCs/>
+          <w:color w:val="1C1007"/>
+          <w:sz w:val="22"/>
+          <w:szCs w:val="22"/>
+        </w:rPr>
+      </w:r>
+      <w:r>
+        <w:rPr>
+          <w:color w:val="1C1007"/>
+          <w:sz w:val="22"/>
+          <w:szCs w:val="22"/>
+        </w:rPr>
+      </w:r>
+      <w:r>
+        <w:rPr>
+          <w:b/>
+          <w:bCs/>
+          <w:color w:val="1C1007"/>
+          <w:sz w:val="22"/>
+          <w:szCs w:val="22"/>
+        </w:rPr>
+      </w:r>
+      <w:r>
+        <w:rPr>
+          <w:color w:val="1C1007"/>
+          <w:sz w:val="22"/>
+          <w:szCs w:val="22"/>
+        </w:rPr>
+      </w:r>
+      <w:r>
+        <w:rPr>
+          <w:b/>
+          <w:bCs/>
+          <w:color w:val="1C1007"/>
+          <w:sz w:val="22"/>
+          <w:szCs w:val="22"/>
+        </w:rPr>
+      </w:r>
+      <w:r>
+        <w:rPr>
+          <w:color w:val="1C1007"/>
+          <w:sz w:val="22"/>
+          <w:szCs w:val="22"/>
+        </w:rPr>
+      </w:r>
+    </w:p>
+    <w:p>
+      <w:pPr>
+        <w:pBdr>
+          <w:top w:val="dashed" w:color="1B5FAE" w:sz="6" w:space="6"/>
+          <w:bottom w:val="dashed" w:color="1B5FAE" w:sz="6" w:space="6"/>
+          <w:left w:val="dashed" w:color="1B5FAE" w:sz="6" w:space="6"/>
+          <w:right w:val="dashed" w:color="1B5FAE" w:sz="6" w:space="6"/>
+        </w:pBdr>
+        <w:shd w:fill="E8F1FA" w:color="auto" w:val="clear"/>
+        <w:spacing w:after="200" w:before="60" w:line="264"/>
+      </w:pPr>
+      <w:r>
+        <w:rPr>
+          <w:b/>
+          <w:bCs/>
+          <w:color w:val="1B5FAE"/>
+          <w:sz w:val="22"/>
+          <w:szCs w:val="22"/>
+        </w:rPr>
+        <w:t>PayPal → Account Settings → Manage Users.</w:t>
+      </w:r>
+      <w:r>
+        <w:rPr>
+          <w:color w:val="1C1007"/>
+          <w:sz w:val="22"/>
+          <w:szCs w:val="22"/>
+        </w:rPr>
+      </w:r>
+    </w:p>
+    <w:p>
+      <w:r>
+        <w:drawing>
+          <wp:inline xmlns:a="http://schemas.openxmlformats.org/drawingml/2006/main" xmlns:pic="http://schemas.openxmlformats.org/drawingml/2006/picture">
+            <wp:extent cx="5486400" cy="2865703"/>
+            <wp:docPr id="3" name="Picture 3"/>
+            <wp:cNvGraphicFramePr>
+              <a:graphicFrameLocks noChangeAspect="1"/>
+            </wp:cNvGraphicFramePr>
+            <a:graphic>
+              <a:graphicData uri="http://schemas.openxmlformats.org/drawingml/2006/picture">
+                <pic:pic>
+                  <pic:nvPicPr>
+                    <pic:cNvPr id="0" name="Screenshot 2026-08-09 163359.png"/>
+                    <pic:cNvPicPr/>
+                  </pic:nvPicPr>
+                  <pic:blipFill>
+                    <a:blip r:embed="rId10"/>
+                    <a:stretch>
+                      <a:fillRect/>
+                    </a:stretch>
+                  </pic:blipFill>
+                  <pic:spPr>
+                    <a:xfrm>
+                      <a:off x="0" y="0"/>
+                      <a:ext cx="5486400" cy="2865703"/>
+                    </a:xfrm>
+                    <a:prstGeom prst="rect"/>
+                  </pic:spPr>
+                </pic:pic>
+              </a:graphicData>
+            </a:graphic>
+          </wp:inline>
+        </w:drawing>
+      </w:r>
+    </w:p>
+    <w:p>
+      <w:pPr>
+        <w:pStyle w:val="Heading2"/>
+        <w:spacing w:after="100" w:before="220"/>
+      </w:pPr>
+      <w:r>
+        <w:rPr>
+          <w:b/>
+          <w:bCs/>
+          <w:color w:val="1C1007"/>
+          <w:sz w:val="25"/>
+          <w:szCs w:val="25"/>
+        </w:rPr>
+        <w:t xml:space="preserve">b) Seeing what’s there</w:t>
       </w:r>
     </w:p>
     <w:p>
@@ -964,7 +1259,7 @@
           <w:sz w:val="22"/>
           <w:szCs w:val="22"/>
         </w:rPr>
-        <w:t xml:space="preserve">Click Export (top right) → choose the columns → download the CSV → open in Excel / Google Sheets.</w:t>
+        <w:t xml:space="preserve">Activity → All Transactions — every PayPal payment and refund, filterable by date.</w:t>
       </w:r>
     </w:p>
     <w:p>
@@ -982,53 +1277,7 @@
           <w:sz w:val="22"/>
           <w:szCs w:val="22"/>
         </w:rPr>
-        <w:t xml:space="preserve">The export includes the fee and the net amount per payment, so gross, fees, and net all reconcile.</w:t>
-      </w:r>
-    </w:p>
-    <w:p>
-      <w:pPr>
-        <w:pBdr>
-          <w:top w:val="dashed" w:color="467826" w:sz="6" w:space="6"/>
-          <w:bottom w:val="dashed" w:color="467826" w:sz="6" w:space="6"/>
-          <w:left w:val="dashed" w:color="467826" w:sz="6" w:space="6"/>
-          <w:right w:val="dashed" w:color="467826" w:sz="6" w:space="6"/>
-        </w:pBdr>
-        <w:shd w:fill="EFF4E9" w:color="auto" w:val="clear"/>
-        <w:spacing w:after="200" w:before="60" w:line="264"/>
-      </w:pPr>
-      <w:r>
-        <w:rPr>
-          <w:b/>
-          <w:bCs/>
-          <w:color w:val="467826"/>
-          <w:sz w:val="22"/>
-          <w:szCs w:val="22"/>
-        </w:rPr>
-        <w:t xml:space="preserve">📸  Screenshot to add here: </w:t>
-      </w:r>
-      <w:r>
-        <w:rPr>
-          <w:color w:val="1C1007"/>
-          <w:sz w:val="22"/>
-          <w:szCs w:val="22"/>
-        </w:rPr>
-        <w:t xml:space="preserve">Stripe → the Export button and the column / date-range options.</w:t>
-      </w:r>
-    </w:p>
-    <w:p>
-      <w:pPr>
-        <w:pStyle w:val="Heading1"/>
-        <w:spacing w:after="140" w:before="320"/>
-      </w:pPr>
-      <w:r>
-        <w:rPr>
-          <w:b/>
-          <w:bCs/>
-          <w:color w:val="467826"/>
-          <w:sz w:val="30"/>
-          <w:szCs w:val="30"/>
-        </w:rPr>
-        <w:t xml:space="preserve">4.  PayPal — the other payment source</w:t>
+        <w:t xml:space="preserve">Reports → Statements / Transactions — monthly summaries and CSV downloads, the same idea as Stripe.</w:t>
       </w:r>
     </w:p>
     <w:p>
@@ -1046,7 +1295,196 @@
           <w:sz w:val="22"/>
           <w:szCs w:val="22"/>
         </w:rPr>
-        <w:t xml:space="preserve">Activity → All Transactions — every PayPal payment and refund, filterable by date.</w:t>
+        <w:t>PayPal also deducts a processing fee, so its net deposit is a little less than the gross — same as Stripe. To export, click the circular download icon in the top-right corner of the transactions list (visible in the screenshot below).</w:t>
+      </w:r>
+    </w:p>
+    <w:p>
+      <w:pPr>
+        <w:pBdr>
+          <w:top w:val="dashed" w:color="1B5FAE" w:sz="6" w:space="6"/>
+          <w:bottom w:val="dashed" w:color="1B5FAE" w:sz="6" w:space="6"/>
+          <w:left w:val="dashed" w:color="1B5FAE" w:sz="6" w:space="6"/>
+          <w:right w:val="dashed" w:color="1B5FAE" w:sz="6" w:space="6"/>
+        </w:pBdr>
+        <w:shd w:fill="E8F1FA" w:color="auto" w:val="clear"/>
+        <w:spacing w:after="200" w:before="60" w:line="264"/>
+      </w:pPr>
+      <w:r>
+        <w:rPr>
+          <w:b/>
+          <w:bCs/>
+          <w:color w:val="1B5FAE"/>
+          <w:sz w:val="22"/>
+          <w:szCs w:val="22"/>
+        </w:rPr>
+        <w:t>PayPal → Activity, showing this month's transactions and the Download button.</w:t>
+      </w:r>
+      <w:r>
+        <w:rPr>
+          <w:color w:val="1C1007"/>
+          <w:sz w:val="22"/>
+          <w:szCs w:val="22"/>
+        </w:rPr>
+      </w:r>
+    </w:p>
+    <w:p>
+      <w:r>
+        <w:drawing>
+          <wp:inline xmlns:a="http://schemas.openxmlformats.org/drawingml/2006/main" xmlns:pic="http://schemas.openxmlformats.org/drawingml/2006/picture">
+            <wp:extent cx="5486400" cy="3092097"/>
+            <wp:docPr id="4" name="Picture 4"/>
+            <wp:cNvGraphicFramePr>
+              <a:graphicFrameLocks noChangeAspect="1"/>
+            </wp:cNvGraphicFramePr>
+            <a:graphic>
+              <a:graphicData uri="http://schemas.openxmlformats.org/drawingml/2006/picture">
+                <pic:pic>
+                  <pic:nvPicPr>
+                    <pic:cNvPr id="0" name="Screenshot 2026-08-09 163538.png"/>
+                    <pic:cNvPicPr/>
+                  </pic:nvPicPr>
+                  <pic:blipFill>
+                    <a:blip r:embed="rId11"/>
+                    <a:stretch>
+                      <a:fillRect/>
+                    </a:stretch>
+                  </pic:blipFill>
+                  <pic:spPr>
+                    <a:xfrm>
+                      <a:off x="0" y="0"/>
+                      <a:ext cx="5486400" cy="3092097"/>
+                    </a:xfrm>
+                    <a:prstGeom prst="rect"/>
+                  </pic:spPr>
+                </pic:pic>
+              </a:graphicData>
+            </a:graphic>
+          </wp:inline>
+        </w:drawing>
+      </w:r>
+    </w:p>
+    <w:p>
+      <w:pPr>
+        <w:pStyle w:val="Heading1"/>
+        <w:spacing w:after="140" w:before="320"/>
+      </w:pPr>
+      <w:r>
+        <w:rPr>
+          <w:b/>
+          <w:bCs/>
+          <w:color w:val="1B5FAE"/>
+          <w:sz w:val="30"/>
+          <w:szCs w:val="30"/>
+        </w:rPr>
+        <w:t xml:space="preserve">5.  Supabase — the member cross-check</w:t>
+      </w:r>
+    </w:p>
+    <w:p>
+      <w:pPr>
+        <w:spacing w:after="140" w:line="276"/>
+      </w:pPr>
+      <w:r>
+        <w:rPr>
+          <w:color w:val="1C1007"/>
+          <w:sz w:val="22"/>
+          <w:szCs w:val="22"/>
+        </w:rPr>
+        <w:t xml:space="preserve">Supabase isn’t a money system — it’s the </w:t>
+      </w:r>
+      <w:r>
+        <w:rPr>
+          <w:b/>
+          <w:bCs/>
+          <w:color w:val="1C1007"/>
+          <w:sz w:val="22"/>
+          <w:szCs w:val="22"/>
+        </w:rPr>
+        <w:t xml:space="preserve">member list</w:t>
+      </w:r>
+      <w:r>
+        <w:rPr>
+          <w:color w:val="1C1007"/>
+          <w:sz w:val="22"/>
+          <w:szCs w:val="22"/>
+        </w:rPr>
+        <w:t xml:space="preserve">, used only to confirm “is this person actually an active member?” against a payment. Rather than logging into Supabase directly, Jan and Jez will get an </w:t>
+      </w:r>
+      <w:r>
+        <w:rPr>
+          <w:b/>
+          <w:bCs/>
+          <w:color w:val="1C1007"/>
+          <w:sz w:val="22"/>
+          <w:szCs w:val="22"/>
+        </w:rPr>
+        <w:t xml:space="preserve">automatic email every two weeks</w:t>
+      </w:r>
+      <w:r>
+        <w:rPr>
+          <w:color w:val="1C1007"/>
+          <w:sz w:val="22"/>
+          <w:szCs w:val="22"/>
+        </w:rPr>
+        <w:t xml:space="preserve"> with a simple spreadsheet of the same information — each member’s email, tier (The Calm Connection / The Calm Circle), and status (active / past due / inactive). No login or database access needed.</w:t>
+      </w:r>
+    </w:p>
+    <w:p>
+      <w:pPr>
+        <w:pBdr>
+          <w:top w:val="dashed" w:color="1B5FAE" w:sz="6" w:space="6"/>
+          <w:bottom w:val="dashed" w:color="1B5FAE" w:sz="6" w:space="6"/>
+          <w:left w:val="dashed" w:color="1B5FAE" w:sz="6" w:space="6"/>
+          <w:right w:val="dashed" w:color="1B5FAE" w:sz="6" w:space="6"/>
+        </w:pBdr>
+        <w:shd w:fill="E8F1FA" w:color="auto" w:val="clear"/>
+        <w:spacing w:after="200" w:before="60" w:line="264"/>
+      </w:pPr>
+      <w:r>
+        <w:rPr>
+          <w:b/>
+          <w:bCs/>
+          <w:color w:val="1B5FAE"/>
+          <w:sz w:val="22"/>
+          <w:szCs w:val="22"/>
+        </w:rPr>
+        <w:t xml:space="preserve">📸  Screenshot to add here: </w:t>
+      </w:r>
+      <w:r>
+        <w:rPr>
+          <w:color w:val="1C1007"/>
+          <w:sz w:val="22"/>
+          <w:szCs w:val="22"/>
+        </w:rPr>
+        <w:t xml:space="preserve">Example of the spreadsheet Jan and Jez will receive by email (once the automatic export is set up).</w:t>
+      </w:r>
+    </w:p>
+    <w:p>
+      <w:pPr>
+        <w:pStyle w:val="Heading1"/>
+        <w:spacing w:after="140" w:before="320"/>
+      </w:pPr>
+      <w:r>
+        <w:rPr>
+          <w:b/>
+          <w:bCs/>
+          <w:color w:val="1B5FAE"/>
+          <w:sz w:val="30"/>
+          <w:szCs w:val="30"/>
+        </w:rPr>
+        <w:t xml:space="preserve">6.  How this differs from WooCommerce</w:t>
+      </w:r>
+    </w:p>
+    <w:p>
+      <w:pPr>
+        <w:spacing w:after="140" w:line="276"/>
+      </w:pPr>
+      <w:r>
+        <w:rPr>
+          <w:color w:val="1C1007"/>
+          <w:sz w:val="22"/>
+          <w:szCs w:val="22"/>
+        </w:rPr>
+        <w:t xml:space="preserve">A few things look different from the old system — worth knowing so the numbers make sense:</w:t>
       </w:r>
     </w:p>
     <w:p>
@@ -1064,7 +1502,25 @@
           <w:sz w:val="22"/>
           <w:szCs w:val="22"/>
         </w:rPr>
-        <w:t xml:space="preserve">Reports → Statements / Transactions — monthly summaries and CSV downloads, the same idea as Stripe.</w:t>
+        <w:t xml:space="preserve"/>
+      </w:r>
+      <w:r>
+        <w:rPr>
+          <w:b/>
+          <w:bCs/>
+          <w:color w:val="1C1007"/>
+          <w:sz w:val="22"/>
+          <w:szCs w:val="22"/>
+        </w:rPr>
+        <w:t xml:space="preserve">Two sources now. </w:t>
+      </w:r>
+      <w:r>
+        <w:rPr>
+          <w:color w:val="1C1007"/>
+          <w:sz w:val="22"/>
+          <w:szCs w:val="22"/>
+        </w:rPr>
+        <w:t xml:space="preserve">New members are in Stripe/PayPal; existing members are still in WooCommerce. For a full picture during the overlap, pull from both.</w:t>
       </w:r>
     </w:p>
     <w:p>
@@ -1082,161 +1538,25 @@
           <w:sz w:val="22"/>
           <w:szCs w:val="22"/>
         </w:rPr>
-        <w:t xml:space="preserve">PayPal also deducts a processing fee, so its net deposit is a little less than the gross — same as Stripe.</w:t>
-      </w:r>
-    </w:p>
-    <w:p>
-      <w:pPr>
-        <w:pBdr>
-          <w:top w:val="dashed" w:color="467826" w:sz="6" w:space="6"/>
-          <w:bottom w:val="dashed" w:color="467826" w:sz="6" w:space="6"/>
-          <w:left w:val="dashed" w:color="467826" w:sz="6" w:space="6"/>
-          <w:right w:val="dashed" w:color="467826" w:sz="6" w:space="6"/>
-        </w:pBdr>
-        <w:shd w:fill="EFF4E9" w:color="auto" w:val="clear"/>
-        <w:spacing w:after="200" w:before="60" w:line="264"/>
-      </w:pPr>
-      <w:r>
-        <w:rPr>
-          <w:b/>
-          <w:bCs/>
-          <w:color w:val="467826"/>
-          <w:sz w:val="22"/>
-          <w:szCs w:val="22"/>
-        </w:rPr>
-        <w:t xml:space="preserve">📸  Screenshot to add here: </w:t>
-      </w:r>
-      <w:r>
-        <w:rPr>
-          <w:color w:val="1C1007"/>
-          <w:sz w:val="22"/>
-          <w:szCs w:val="22"/>
-        </w:rPr>
-        <w:t xml:space="preserve">PayPal → Activity (or Reports), showing the current month’s transactions and the Download button.</w:t>
-      </w:r>
-    </w:p>
-    <w:p>
-      <w:pPr>
-        <w:pStyle w:val="Heading1"/>
-        <w:spacing w:after="140" w:before="320"/>
-      </w:pPr>
-      <w:r>
-        <w:rPr>
-          <w:b/>
-          <w:bCs/>
-          <w:color w:val="467826"/>
-          <w:sz w:val="30"/>
-          <w:szCs w:val="30"/>
-        </w:rPr>
-        <w:t xml:space="preserve">5.  Supabase — the member cross-check</w:t>
-      </w:r>
-    </w:p>
-    <w:p>
-      <w:pPr>
-        <w:spacing w:after="140" w:line="276"/>
-      </w:pPr>
-      <w:r>
-        <w:rPr>
-          <w:color w:val="1C1007"/>
-          <w:sz w:val="22"/>
-          <w:szCs w:val="22"/>
-        </w:rPr>
-        <w:t xml:space="preserve">Supabase isn’t a money system — it’s the </w:t>
-      </w:r>
-      <w:r>
-        <w:rPr>
-          <w:b/>
-          <w:bCs/>
-          <w:color w:val="1C1007"/>
-          <w:sz w:val="22"/>
-          <w:szCs w:val="22"/>
-        </w:rPr>
-        <w:t xml:space="preserve">member list</w:t>
-      </w:r>
-      <w:r>
-        <w:rPr>
-          <w:color w:val="1C1007"/>
-          <w:sz w:val="22"/>
-          <w:szCs w:val="22"/>
-        </w:rPr>
-        <w:t xml:space="preserve">. Use it only to confirm “is this person actually an active member?” against a payment. Open </w:t>
-      </w:r>
-      <w:r>
-        <w:rPr>
-          <w:b/>
-          <w:bCs/>
-          <w:color w:val="1C1007"/>
-          <w:sz w:val="22"/>
-          <w:szCs w:val="22"/>
-        </w:rPr>
-        <w:t xml:space="preserve">Table Editor → profiles</w:t>
-      </w:r>
-      <w:r>
-        <w:rPr>
-          <w:color w:val="1C1007"/>
-          <w:sz w:val="22"/>
-          <w:szCs w:val="22"/>
-        </w:rPr>
-        <w:t xml:space="preserve"> to see each member’s email, tier (The Calm Connection / The Calm Circle), and status (active / past due / inactive).</w:t>
-      </w:r>
-    </w:p>
-    <w:p>
-      <w:pPr>
-        <w:pBdr>
-          <w:top w:val="dashed" w:color="467826" w:sz="6" w:space="6"/>
-          <w:bottom w:val="dashed" w:color="467826" w:sz="6" w:space="6"/>
-          <w:left w:val="dashed" w:color="467826" w:sz="6" w:space="6"/>
-          <w:right w:val="dashed" w:color="467826" w:sz="6" w:space="6"/>
-        </w:pBdr>
-        <w:shd w:fill="EFF4E9" w:color="auto" w:val="clear"/>
-        <w:spacing w:after="200" w:before="60" w:line="264"/>
-      </w:pPr>
-      <w:r>
-        <w:rPr>
-          <w:b/>
-          <w:bCs/>
-          <w:color w:val="467826"/>
-          <w:sz w:val="22"/>
-          <w:szCs w:val="22"/>
-        </w:rPr>
-        <w:t xml:space="preserve">📸  Screenshot to add here: </w:t>
-      </w:r>
-      <w:r>
-        <w:rPr>
-          <w:color w:val="1C1007"/>
-          <w:sz w:val="22"/>
-          <w:szCs w:val="22"/>
-        </w:rPr>
-        <w:t xml:space="preserve">Supabase → Table Editor → profiles table (email, role/tier, subscription status columns).</w:t>
-      </w:r>
-    </w:p>
-    <w:p>
-      <w:pPr>
-        <w:pStyle w:val="Heading1"/>
-        <w:spacing w:after="140" w:before="320"/>
-      </w:pPr>
-      <w:r>
-        <w:rPr>
-          <w:b/>
-          <w:bCs/>
-          <w:color w:val="467826"/>
-          <w:sz w:val="30"/>
-          <w:szCs w:val="30"/>
-        </w:rPr>
-        <w:t xml:space="preserve">6.  How this differs from WooCommerce</w:t>
-      </w:r>
-    </w:p>
-    <w:p>
-      <w:pPr>
-        <w:spacing w:after="140" w:line="276"/>
-      </w:pPr>
-      <w:r>
-        <w:rPr>
-          <w:color w:val="1C1007"/>
-          <w:sz w:val="22"/>
-          <w:szCs w:val="22"/>
-        </w:rPr>
-        <w:t xml:space="preserve">A few things look different from the old system — worth knowing so the numbers make sense:</w:t>
+        <w:t xml:space="preserve"/>
+      </w:r>
+      <w:r>
+        <w:rPr>
+          <w:b/>
+          <w:bCs/>
+          <w:color w:val="1C1007"/>
+          <w:sz w:val="22"/>
+          <w:szCs w:val="22"/>
+        </w:rPr>
+        <w:t xml:space="preserve">Recurring, not one-off. </w:t>
+      </w:r>
+      <w:r>
+        <w:rPr>
+          <w:color w:val="1C1007"/>
+          <w:sz w:val="22"/>
+          <w:szCs w:val="22"/>
+        </w:rPr>
+        <w:t xml:space="preserve">In WooCommerce an order is usually a single record. In Stripe a subscription creates a new charge every period (monthly or yearly), so you’ll see the same member pay again each cycle — that’s normal.</w:t>
       </w:r>
     </w:p>
     <w:p>
@@ -1264,15 +1584,15 @@
           <w:sz w:val="22"/>
           <w:szCs w:val="22"/>
         </w:rPr>
-        <w:t xml:space="preserve">Two sources now. </w:t>
-      </w:r>
-      <w:r>
-        <w:rPr>
-          <w:color w:val="1C1007"/>
-          <w:sz w:val="22"/>
-          <w:szCs w:val="22"/>
-        </w:rPr>
-        <w:t xml:space="preserve">New members are in Stripe/PayPal; existing members are still in WooCommerce. For a full picture during the overlap, pull from both.</w:t>
+        <w:t xml:space="preserve">Gross vs. net (fees). </w:t>
+      </w:r>
+      <w:r>
+        <w:rPr>
+          <w:color w:val="1C1007"/>
+          <w:sz w:val="22"/>
+          <w:szCs w:val="22"/>
+        </w:rPr>
+        <w:t xml:space="preserve">Stripe and PayPal take a processing fee before paying out, so the bank deposit (net) is a little less than the amount the customer paid (gross). WooCommerce order totals were gross. The CSV exports show both.</w:t>
       </w:r>
     </w:p>
     <w:p>
@@ -1300,15 +1620,15 @@
           <w:sz w:val="22"/>
           <w:szCs w:val="22"/>
         </w:rPr>
-        <w:t xml:space="preserve">Recurring, not one-off. </w:t>
-      </w:r>
-      <w:r>
-        <w:rPr>
-          <w:color w:val="1C1007"/>
-          <w:sz w:val="22"/>
-          <w:szCs w:val="22"/>
-        </w:rPr>
-        <w:t xml:space="preserve">In WooCommerce an order is usually a single record. In Stripe a subscription creates a new charge every period (monthly or yearly), so you’ll see the same member pay again each cycle — that’s normal.</w:t>
+        <w:t xml:space="preserve">Charge date vs. payout date. </w:t>
+      </w:r>
+      <w:r>
+        <w:rPr>
+          <w:color w:val="1C1007"/>
+          <w:sz w:val="22"/>
+          <w:szCs w:val="22"/>
+        </w:rPr>
+        <w:t xml:space="preserve">The customer is charged on one day; the money lands in the bank a couple of days later, grouped into a payout. So “revenue this month” and “cash received this month” can differ slightly at month boundaries.</w:t>
       </w:r>
     </w:p>
     <w:p>
@@ -1336,15 +1656,31 @@
           <w:sz w:val="22"/>
           <w:szCs w:val="22"/>
         </w:rPr>
-        <w:t xml:space="preserve">Gross vs. net (fees). </w:t>
-      </w:r>
-      <w:r>
-        <w:rPr>
-          <w:color w:val="1C1007"/>
-          <w:sz w:val="22"/>
-          <w:szCs w:val="22"/>
-        </w:rPr>
-        <w:t xml:space="preserve">Stripe and PayPal take a processing fee before paying out, so the bank deposit (net) is a little less than the amount the customer paid (gross). WooCommerce order totals were gross. The CSV exports show both.</w:t>
+        <w:t xml:space="preserve">Different words. </w:t>
+      </w:r>
+      <w:r>
+        <w:rPr>
+          <w:color w:val="1C1007"/>
+          <w:sz w:val="22"/>
+          <w:szCs w:val="22"/>
+        </w:rPr>
+        <w:t xml:space="preserve">Stripe says customer / subscription / invoice / charge / payout; WooCommerce said order. They’re the same idea in different clothes.</w:t>
+      </w:r>
+    </w:p>
+    <w:p>
+      <w:pPr>
+        <w:pStyle w:val="Heading1"/>
+        <w:spacing w:after="140" w:before="320"/>
+      </w:pPr>
+      <w:r>
+        <w:rPr>
+          <w:b/>
+          <w:bCs/>
+          <w:color w:val="1B5FAE"/>
+          <w:sz w:val="30"/>
+          <w:szCs w:val="30"/>
+        </w:rPr>
+        <w:t xml:space="preserve">7.  A simple monthly reconciliation checklist</w:t>
       </w:r>
     </w:p>
     <w:p>
@@ -1362,25 +1698,7 @@
           <w:sz w:val="22"/>
           <w:szCs w:val="22"/>
         </w:rPr>
-        <w:t xml:space="preserve"/>
-      </w:r>
-      <w:r>
-        <w:rPr>
-          <w:b/>
-          <w:bCs/>
-          <w:color w:val="1C1007"/>
-          <w:sz w:val="22"/>
-          <w:szCs w:val="22"/>
-        </w:rPr>
-        <w:t xml:space="preserve">Charge date vs. payout date. </w:t>
-      </w:r>
-      <w:r>
-        <w:rPr>
-          <w:color w:val="1C1007"/>
-          <w:sz w:val="22"/>
-          <w:szCs w:val="22"/>
-        </w:rPr>
-        <w:t xml:space="preserve">The customer is charged on one day; the money lands in the bank a couple of days later, grouped into a payout. So “revenue this month” and “cash received this month” can differ slightly at month boundaries.</w:t>
+        <w:t xml:space="preserve">Export the month’s Stripe payments (CSV) — note gross, fees, net.</w:t>
       </w:r>
     </w:p>
     <w:p>
@@ -1398,41 +1716,7 @@
           <w:sz w:val="22"/>
           <w:szCs w:val="22"/>
         </w:rPr>
-        <w:t xml:space="preserve"/>
-      </w:r>
-      <w:r>
-        <w:rPr>
-          <w:b/>
-          <w:bCs/>
-          <w:color w:val="1C1007"/>
-          <w:sz w:val="22"/>
-          <w:szCs w:val="22"/>
-        </w:rPr>
-        <w:t xml:space="preserve">Different words. </w:t>
-      </w:r>
-      <w:r>
-        <w:rPr>
-          <w:color w:val="1C1007"/>
-          <w:sz w:val="22"/>
-          <w:szCs w:val="22"/>
-        </w:rPr>
-        <w:t xml:space="preserve">Stripe says customer / subscription / invoice / charge / payout; WooCommerce said order. They’re the same idea in different clothes.</w:t>
-      </w:r>
-    </w:p>
-    <w:p>
-      <w:pPr>
-        <w:pStyle w:val="Heading1"/>
-        <w:spacing w:after="140" w:before="320"/>
-      </w:pPr>
-      <w:r>
-        <w:rPr>
-          <w:b/>
-          <w:bCs/>
-          <w:color w:val="467826"/>
-          <w:sz w:val="30"/>
-          <w:szCs w:val="30"/>
-        </w:rPr>
-        <w:t xml:space="preserve">7.  A simple monthly reconciliation checklist</w:t>
+        <w:t xml:space="preserve">Export the month’s PayPal transactions (CSV).</w:t>
       </w:r>
     </w:p>
     <w:p>
@@ -1450,7 +1734,7 @@
           <w:sz w:val="22"/>
           <w:szCs w:val="22"/>
         </w:rPr>
-        <w:t xml:space="preserve">Export the month’s Stripe payments (CSV) — note gross, fees, net.</w:t>
+        <w:t xml:space="preserve">Pull the WooCommerce report for existing subscribers (old system).</w:t>
       </w:r>
     </w:p>
     <w:p>
@@ -1468,7 +1752,7 @@
           <w:sz w:val="22"/>
           <w:szCs w:val="22"/>
         </w:rPr>
-        <w:t xml:space="preserve">Export the month’s PayPal transactions (CSV).</w:t>
+        <w:t xml:space="preserve">Match Stripe/PayPal payouts to the bank deposits.</w:t>
       </w:r>
     </w:p>
     <w:p>
@@ -1486,42 +1770,6 @@
           <w:sz w:val="22"/>
           <w:szCs w:val="22"/>
         </w:rPr>
-        <w:t xml:space="preserve">Pull the WooCommerce report for existing subscribers (old system).</w:t>
-      </w:r>
-    </w:p>
-    <w:p>
-      <w:pPr>
-        <w:pStyle w:val="ListParagraph"/>
-        <w:numPr>
-          <w:ilvl w:val="0"/>
-          <w:numId w:val="1"/>
-        </w:numPr>
-        <w:spacing w:after="90" w:line="268"/>
-      </w:pPr>
-      <w:r>
-        <w:rPr>
-          <w:color w:val="1C1007"/>
-          <w:sz w:val="22"/>
-          <w:szCs w:val="22"/>
-        </w:rPr>
-        <w:t xml:space="preserve">Match Stripe/PayPal payouts to the bank deposits.</w:t>
-      </w:r>
-    </w:p>
-    <w:p>
-      <w:pPr>
-        <w:pStyle w:val="ListParagraph"/>
-        <w:numPr>
-          <w:ilvl w:val="0"/>
-          <w:numId w:val="1"/>
-        </w:numPr>
-        <w:spacing w:after="90" w:line="268"/>
-      </w:pPr>
-      <w:r>
-        <w:rPr>
-          <w:color w:val="1C1007"/>
-          <w:sz w:val="22"/>
-          <w:szCs w:val="22"/>
-        </w:rPr>
         <w:t xml:space="preserve">Note any refunds (they show as negative entries) so totals line up.</w:t>
       </w:r>
     </w:p>
@@ -1545,7 +1793,6 @@
           <w:sz w:val="22"/>
           <w:szCs w:val="22"/>
         </w:rPr>
-        <w:t xml:space="preserve">Questions on any screen or number? </w:t>
       </w:r>
       <w:r>
         <w:rPr>
@@ -1553,7 +1800,7 @@
           <w:sz w:val="22"/>
           <w:szCs w:val="22"/>
         </w:rPr>
-        <w:t xml:space="preserve">Happy to jump on a short call and walk through it together, doc in hand. — Siyoul</w:t>
+        <w:t>Questions on any screen or number? Feel free to reach out anytime by email. — Siyoul</w:t>
       </w:r>
     </w:p>
     <w:sectPr>

--- a/docs/revenue-reconciliation-guide.docx
+++ b/docs/revenue-reconciliation-guide.docx
@@ -1484,7 +1484,7 @@
           <w:sz w:val="22"/>
           <w:szCs w:val="22"/>
         </w:rPr>
-        <w:t xml:space="preserve">A few things look different from the old system — worth knowing so the numbers make sense:</w:t>
+        <w:t>A few things look different from the old system — worth knowing so the numbers make sense. This part is based on our general understanding of how WooCommerce works, not a detailed look at your specific setup, so please flag anything below that does not match how you actually reconcile today:</w:t>
       </w:r>
     </w:p>
     <w:p>

--- a/docs/revenue-reconciliation-guide.docx
+++ b/docs/revenue-reconciliation-guide.docx
@@ -626,6 +626,14 @@
       </w:r>
     </w:p>
     <w:p>
+      <w:r>
+        <w:rPr>
+          <w:i/>
+        </w:rPr>
+        <w:t>Quick note on terms: Stripe splits what you might call one “order” into several labels — customer, subscription, invoice, charge, payout — depending on what you're looking at. Same idea, just labeled per step below.</w:t>
+      </w:r>
+    </w:p>
+    <w:p>
       <w:pPr>
         <w:pStyle w:val="Heading2"/>
         <w:spacing w:after="100" w:before="220"/>
@@ -1471,216 +1479,7 @@
           <w:sz w:val="30"/>
           <w:szCs w:val="30"/>
         </w:rPr>
-        <w:t xml:space="preserve">6.  How this differs from WooCommerce</w:t>
-      </w:r>
-    </w:p>
-    <w:p>
-      <w:pPr>
-        <w:spacing w:after="140" w:line="276"/>
-      </w:pPr>
-      <w:r>
-        <w:rPr>
-          <w:color w:val="1C1007"/>
-          <w:sz w:val="22"/>
-          <w:szCs w:val="22"/>
-        </w:rPr>
-        <w:t>A few things look different from the old system — worth knowing so the numbers make sense. This part is based on our general understanding of how WooCommerce works, not a detailed look at your specific setup, so please flag anything below that does not match how you actually reconcile today:</w:t>
-      </w:r>
-    </w:p>
-    <w:p>
-      <w:pPr>
-        <w:pStyle w:val="ListParagraph"/>
-        <w:numPr>
-          <w:ilvl w:val="0"/>
-          <w:numId w:val="1"/>
-        </w:numPr>
-        <w:spacing w:after="90" w:line="268"/>
-      </w:pPr>
-      <w:r>
-        <w:rPr>
-          <w:color w:val="1C1007"/>
-          <w:sz w:val="22"/>
-          <w:szCs w:val="22"/>
-        </w:rPr>
-        <w:t xml:space="preserve"/>
-      </w:r>
-      <w:r>
-        <w:rPr>
-          <w:b/>
-          <w:bCs/>
-          <w:color w:val="1C1007"/>
-          <w:sz w:val="22"/>
-          <w:szCs w:val="22"/>
-        </w:rPr>
-        <w:t xml:space="preserve">Two sources now. </w:t>
-      </w:r>
-      <w:r>
-        <w:rPr>
-          <w:color w:val="1C1007"/>
-          <w:sz w:val="22"/>
-          <w:szCs w:val="22"/>
-        </w:rPr>
-        <w:t xml:space="preserve">New members are in Stripe/PayPal; existing members are still in WooCommerce. For a full picture during the overlap, pull from both.</w:t>
-      </w:r>
-    </w:p>
-    <w:p>
-      <w:pPr>
-        <w:pStyle w:val="ListParagraph"/>
-        <w:numPr>
-          <w:ilvl w:val="0"/>
-          <w:numId w:val="1"/>
-        </w:numPr>
-        <w:spacing w:after="90" w:line="268"/>
-      </w:pPr>
-      <w:r>
-        <w:rPr>
-          <w:color w:val="1C1007"/>
-          <w:sz w:val="22"/>
-          <w:szCs w:val="22"/>
-        </w:rPr>
-        <w:t xml:space="preserve"/>
-      </w:r>
-      <w:r>
-        <w:rPr>
-          <w:b/>
-          <w:bCs/>
-          <w:color w:val="1C1007"/>
-          <w:sz w:val="22"/>
-          <w:szCs w:val="22"/>
-        </w:rPr>
-        <w:t xml:space="preserve">Recurring, not one-off. </w:t>
-      </w:r>
-      <w:r>
-        <w:rPr>
-          <w:color w:val="1C1007"/>
-          <w:sz w:val="22"/>
-          <w:szCs w:val="22"/>
-        </w:rPr>
-        <w:t xml:space="preserve">In WooCommerce an order is usually a single record. In Stripe a subscription creates a new charge every period (monthly or yearly), so you’ll see the same member pay again each cycle — that’s normal.</w:t>
-      </w:r>
-    </w:p>
-    <w:p>
-      <w:pPr>
-        <w:pStyle w:val="ListParagraph"/>
-        <w:numPr>
-          <w:ilvl w:val="0"/>
-          <w:numId w:val="1"/>
-        </w:numPr>
-        <w:spacing w:after="90" w:line="268"/>
-      </w:pPr>
-      <w:r>
-        <w:rPr>
-          <w:color w:val="1C1007"/>
-          <w:sz w:val="22"/>
-          <w:szCs w:val="22"/>
-        </w:rPr>
-        <w:t xml:space="preserve"/>
-      </w:r>
-      <w:r>
-        <w:rPr>
-          <w:b/>
-          <w:bCs/>
-          <w:color w:val="1C1007"/>
-          <w:sz w:val="22"/>
-          <w:szCs w:val="22"/>
-        </w:rPr>
-        <w:t xml:space="preserve">Gross vs. net (fees). </w:t>
-      </w:r>
-      <w:r>
-        <w:rPr>
-          <w:color w:val="1C1007"/>
-          <w:sz w:val="22"/>
-          <w:szCs w:val="22"/>
-        </w:rPr>
-        <w:t xml:space="preserve">Stripe and PayPal take a processing fee before paying out, so the bank deposit (net) is a little less than the amount the customer paid (gross). WooCommerce order totals were gross. The CSV exports show both.</w:t>
-      </w:r>
-    </w:p>
-    <w:p>
-      <w:pPr>
-        <w:pStyle w:val="ListParagraph"/>
-        <w:numPr>
-          <w:ilvl w:val="0"/>
-          <w:numId w:val="1"/>
-        </w:numPr>
-        <w:spacing w:after="90" w:line="268"/>
-      </w:pPr>
-      <w:r>
-        <w:rPr>
-          <w:color w:val="1C1007"/>
-          <w:sz w:val="22"/>
-          <w:szCs w:val="22"/>
-        </w:rPr>
-        <w:t xml:space="preserve"/>
-      </w:r>
-      <w:r>
-        <w:rPr>
-          <w:b/>
-          <w:bCs/>
-          <w:color w:val="1C1007"/>
-          <w:sz w:val="22"/>
-          <w:szCs w:val="22"/>
-        </w:rPr>
-        <w:t xml:space="preserve">Charge date vs. payout date. </w:t>
-      </w:r>
-      <w:r>
-        <w:rPr>
-          <w:color w:val="1C1007"/>
-          <w:sz w:val="22"/>
-          <w:szCs w:val="22"/>
-        </w:rPr>
-        <w:t xml:space="preserve">The customer is charged on one day; the money lands in the bank a couple of days later, grouped into a payout. So “revenue this month” and “cash received this month” can differ slightly at month boundaries.</w:t>
-      </w:r>
-    </w:p>
-    <w:p>
-      <w:pPr>
-        <w:pStyle w:val="ListParagraph"/>
-        <w:numPr>
-          <w:ilvl w:val="0"/>
-          <w:numId w:val="1"/>
-        </w:numPr>
-        <w:spacing w:after="90" w:line="268"/>
-      </w:pPr>
-      <w:r>
-        <w:rPr>
-          <w:color w:val="1C1007"/>
-          <w:sz w:val="22"/>
-          <w:szCs w:val="22"/>
-        </w:rPr>
-        <w:t xml:space="preserve"/>
-      </w:r>
-      <w:r>
-        <w:rPr>
-          <w:b/>
-          <w:bCs/>
-          <w:color w:val="1C1007"/>
-          <w:sz w:val="22"/>
-          <w:szCs w:val="22"/>
-        </w:rPr>
-        <w:t xml:space="preserve">Different words. </w:t>
-      </w:r>
-      <w:r>
-        <w:rPr>
-          <w:color w:val="1C1007"/>
-          <w:sz w:val="22"/>
-          <w:szCs w:val="22"/>
-        </w:rPr>
-        <w:t xml:space="preserve">Stripe says customer / subscription / invoice / charge / payout; WooCommerce said order. They’re the same idea in different clothes.</w:t>
-      </w:r>
-    </w:p>
-    <w:p>
-      <w:pPr>
-        <w:pStyle w:val="Heading1"/>
-        <w:spacing w:after="140" w:before="320"/>
-      </w:pPr>
-      <w:r>
-        <w:rPr>
-          <w:b/>
-          <w:bCs/>
-          <w:color w:val="1B5FAE"/>
-          <w:sz w:val="30"/>
-          <w:szCs w:val="30"/>
-        </w:rPr>
-        <w:t xml:space="preserve">7.  A simple monthly reconciliation checklist</w:t>
+        <w:t>6.  A simple monthly reconciliation checklist</w:t>
       </w:r>
     </w:p>
     <w:p>

--- a/docs/revenue-reconciliation-guide.docx
+++ b/docs/revenue-reconciliation-guide.docx
@@ -47,7 +47,7 @@
           <w:sz w:val="23"/>
           <w:szCs w:val="23"/>
         </w:rPr>
-        <w:t xml:space="preserve">A walkthrough for Jan &amp; Jez — where the money is, and how it differs from WooCommerce</w:t>
+        <w:t>A walkthrough for Jan &amp; Jez — where the money is on the new site</w:t>
       </w:r>
     </w:p>
     <w:p>
@@ -844,7 +844,7 @@
           <w:sz w:val="22"/>
           <w:szCs w:val="22"/>
         </w:rPr>
-        <w:t xml:space="preserve">Balance → Payouts — the actual deposits Stripe sends to the bank, and which payments make up each one. This is what to match against the bank statement.</w:t>
+        <w:t>Balance → Payouts — the actual deposits Stripe sends to the bank, and which payments make up each one.</w:t>
       </w:r>
     </w:p>
     <w:p>
@@ -956,7 +956,7 @@
           <w:sz w:val="22"/>
           <w:szCs w:val="22"/>
         </w:rPr>
-        <w:t xml:space="preserve">Most reconciliation is easiest in a spreadsheet. Stripe exports to CSV in a couple of clicks:</w:t>
+        <w:t>Stripe exports to CSV in a couple of clicks:</w:t>
       </w:r>
     </w:p>
     <w:p>
@@ -1303,7 +1303,7 @@
           <w:sz w:val="22"/>
           <w:szCs w:val="22"/>
         </w:rPr>
-        <w:t>PayPal also deducts a processing fee, so its net deposit is a little less than the gross — same as Stripe. To export, click the circular download icon in the top-right corner of the transactions list (visible in the screenshot below).</w:t>
+        <w:t>To export, click the circular download icon in the top-right corner of the transactions list (visible in the screenshot below).</w:t>
       </w:r>
     </w:p>
     <w:p>

--- a/docs/revenue-reconciliation-guide.docx
+++ b/docs/revenue-reconciliation-guide.docx
@@ -679,6 +679,12 @@
       </w:r>
     </w:p>
     <w:p>
+      <w:r>
+        <w:rPr/>
+        <w:t>Log in at dashboard.stripe.com with the email address you were invited on — you’ll land on the dashboard with Payments, Subscriptions, Balance, and Reports in the left menu.</w:t>
+      </w:r>
+    </w:p>
+    <w:p>
       <w:pPr>
         <w:pStyle w:val="Heading2"/>
         <w:spacing w:after="100" w:before="220"/>
@@ -1169,6 +1175,12 @@
           <w:sz w:val="22"/>
           <w:szCs w:val="22"/>
         </w:rPr>
+      </w:r>
+    </w:p>
+    <w:p>
+      <w:r>
+        <w:rPr/>
+        <w:t>Log in at paypal.com with the email address you were invited on — Activity and Reports are in the top navigation.</w:t>
       </w:r>
     </w:p>
     <w:p>

--- a/docs/revenue-reconciliation-guide.docx
+++ b/docs/revenue-reconciliation-guide.docx
@@ -47,7 +47,7 @@
           <w:sz w:val="23"/>
           <w:szCs w:val="23"/>
         </w:rPr>
-        <w:t xml:space="preserve">A walkthrough for Jan &amp; Jez — where the money is, and how it differs from WooCommerce</w:t>
+        <w:t>A walkthrough for Jan &amp; Jez — where the money is on the new site</w:t>
       </w:r>
     </w:p>
     <w:p>
@@ -626,6 +626,14 @@
       </w:r>
     </w:p>
     <w:p>
+      <w:r>
+        <w:rPr>
+          <w:i/>
+        </w:rPr>
+        <w:t>Quick note on terms: Stripe splits what you might call one “order” into several labels — customer, subscription, invoice, charge, payout — depending on what you're looking at. Same idea, just labeled per step below.</w:t>
+      </w:r>
+    </w:p>
+    <w:p>
       <w:pPr>
         <w:pStyle w:val="Heading2"/>
         <w:spacing w:after="100" w:before="220"/>
@@ -668,6 +676,12 @@
           <w:szCs w:val="22"/>
         </w:rPr>
         <w:t xml:space="preserve">✅ Already done — Jan and Jez were both invited via Tapas’s Stripe account (Jan as Accountant, Jez as Analyst).</w:t>
+      </w:r>
+    </w:p>
+    <w:p>
+      <w:r>
+        <w:rPr/>
+        <w:t>Log in at dashboard.stripe.com with the email address you were invited on — you’ll land on the dashboard with Payments, Subscriptions, Balance, and Reports in the left menu.</w:t>
       </w:r>
     </w:p>
     <w:p>
@@ -836,7 +850,7 @@
           <w:sz w:val="22"/>
           <w:szCs w:val="22"/>
         </w:rPr>
-        <w:t xml:space="preserve">Balance → Payouts — the actual deposits Stripe sends to the bank, and which payments make up each one. This is what to match against the bank statement.</w:t>
+        <w:t>Balance → Payouts — the actual deposits Stripe sends to the bank, and which payments make up each one.</w:t>
       </w:r>
     </w:p>
     <w:p>
@@ -948,7 +962,7 @@
           <w:sz w:val="22"/>
           <w:szCs w:val="22"/>
         </w:rPr>
-        <w:t xml:space="preserve">Most reconciliation is easiest in a spreadsheet. Stripe exports to CSV in a couple of clicks:</w:t>
+        <w:t>Stripe exports to CSV in a couple of clicks:</w:t>
       </w:r>
     </w:p>
     <w:p>
@@ -1164,6 +1178,12 @@
       </w:r>
     </w:p>
     <w:p>
+      <w:r>
+        <w:rPr/>
+        <w:t>Log in at paypal.com with the email address you were invited on — Activity and Reports are in the top navigation.</w:t>
+      </w:r>
+    </w:p>
+    <w:p>
       <w:pPr>
         <w:pBdr>
           <w:top w:val="dashed" w:color="1B5FAE" w:sz="6" w:space="6"/>
@@ -1295,7 +1315,7 @@
           <w:sz w:val="22"/>
           <w:szCs w:val="22"/>
         </w:rPr>
-        <w:t>PayPal also deducts a processing fee, so its net deposit is a little less than the gross — same as Stripe. To export, click the circular download icon in the top-right corner of the transactions list (visible in the screenshot below).</w:t>
+        <w:t>To export, click the circular download icon in the top-right corner of the transactions list (visible in the screenshot below).</w:t>
       </w:r>
     </w:p>
     <w:p>
@@ -1471,216 +1491,7 @@
           <w:sz w:val="30"/>
           <w:szCs w:val="30"/>
         </w:rPr>
-        <w:t xml:space="preserve">6.  How this differs from WooCommerce</w:t>
-      </w:r>
-    </w:p>
-    <w:p>
-      <w:pPr>
-        <w:spacing w:after="140" w:line="276"/>
-      </w:pPr>
-      <w:r>
-        <w:rPr>
-          <w:color w:val="1C1007"/>
-          <w:sz w:val="22"/>
-          <w:szCs w:val="22"/>
-        </w:rPr>
-        <w:t xml:space="preserve">A few things look different from the old system — worth knowing so the numbers make sense:</w:t>
-      </w:r>
-    </w:p>
-    <w:p>
-      <w:pPr>
-        <w:pStyle w:val="ListParagraph"/>
-        <w:numPr>
-          <w:ilvl w:val="0"/>
-          <w:numId w:val="1"/>
-        </w:numPr>
-        <w:spacing w:after="90" w:line="268"/>
-      </w:pPr>
-      <w:r>
-        <w:rPr>
-          <w:color w:val="1C1007"/>
-          <w:sz w:val="22"/>
-          <w:szCs w:val="22"/>
-        </w:rPr>
-        <w:t xml:space="preserve"/>
-      </w:r>
-      <w:r>
-        <w:rPr>
-          <w:b/>
-          <w:bCs/>
-          <w:color w:val="1C1007"/>
-          <w:sz w:val="22"/>
-          <w:szCs w:val="22"/>
-        </w:rPr>
-        <w:t xml:space="preserve">Two sources now. </w:t>
-      </w:r>
-      <w:r>
-        <w:rPr>
-          <w:color w:val="1C1007"/>
-          <w:sz w:val="22"/>
-          <w:szCs w:val="22"/>
-        </w:rPr>
-        <w:t xml:space="preserve">New members are in Stripe/PayPal; existing members are still in WooCommerce. For a full picture during the overlap, pull from both.</w:t>
-      </w:r>
-    </w:p>
-    <w:p>
-      <w:pPr>
-        <w:pStyle w:val="ListParagraph"/>
-        <w:numPr>
-          <w:ilvl w:val="0"/>
-          <w:numId w:val="1"/>
-        </w:numPr>
-        <w:spacing w:after="90" w:line="268"/>
-      </w:pPr>
-      <w:r>
-        <w:rPr>
-          <w:color w:val="1C1007"/>
-          <w:sz w:val="22"/>
-          <w:szCs w:val="22"/>
-        </w:rPr>
-        <w:t xml:space="preserve"/>
-      </w:r>
-      <w:r>
-        <w:rPr>
-          <w:b/>
-          <w:bCs/>
-          <w:color w:val="1C1007"/>
-          <w:sz w:val="22"/>
-          <w:szCs w:val="22"/>
-        </w:rPr>
-        <w:t xml:space="preserve">Recurring, not one-off. </w:t>
-      </w:r>
-      <w:r>
-        <w:rPr>
-          <w:color w:val="1C1007"/>
-          <w:sz w:val="22"/>
-          <w:szCs w:val="22"/>
-        </w:rPr>
-        <w:t xml:space="preserve">In WooCommerce an order is usually a single record. In Stripe a subscription creates a new charge every period (monthly or yearly), so you’ll see the same member pay again each cycle — that’s normal.</w:t>
-      </w:r>
-    </w:p>
-    <w:p>
-      <w:pPr>
-        <w:pStyle w:val="ListParagraph"/>
-        <w:numPr>
-          <w:ilvl w:val="0"/>
-          <w:numId w:val="1"/>
-        </w:numPr>
-        <w:spacing w:after="90" w:line="268"/>
-      </w:pPr>
-      <w:r>
-        <w:rPr>
-          <w:color w:val="1C1007"/>
-          <w:sz w:val="22"/>
-          <w:szCs w:val="22"/>
-        </w:rPr>
-        <w:t xml:space="preserve"/>
-      </w:r>
-      <w:r>
-        <w:rPr>
-          <w:b/>
-          <w:bCs/>
-          <w:color w:val="1C1007"/>
-          <w:sz w:val="22"/>
-          <w:szCs w:val="22"/>
-        </w:rPr>
-        <w:t xml:space="preserve">Gross vs. net (fees). </w:t>
-      </w:r>
-      <w:r>
-        <w:rPr>
-          <w:color w:val="1C1007"/>
-          <w:sz w:val="22"/>
-          <w:szCs w:val="22"/>
-        </w:rPr>
-        <w:t xml:space="preserve">Stripe and PayPal take a processing fee before paying out, so the bank deposit (net) is a little less than the amount the customer paid (gross). WooCommerce order totals were gross. The CSV exports show both.</w:t>
-      </w:r>
-    </w:p>
-    <w:p>
-      <w:pPr>
-        <w:pStyle w:val="ListParagraph"/>
-        <w:numPr>
-          <w:ilvl w:val="0"/>
-          <w:numId w:val="1"/>
-        </w:numPr>
-        <w:spacing w:after="90" w:line="268"/>
-      </w:pPr>
-      <w:r>
-        <w:rPr>
-          <w:color w:val="1C1007"/>
-          <w:sz w:val="22"/>
-          <w:szCs w:val="22"/>
-        </w:rPr>
-        <w:t xml:space="preserve"/>
-      </w:r>
-      <w:r>
-        <w:rPr>
-          <w:b/>
-          <w:bCs/>
-          <w:color w:val="1C1007"/>
-          <w:sz w:val="22"/>
-          <w:szCs w:val="22"/>
-        </w:rPr>
-        <w:t xml:space="preserve">Charge date vs. payout date. </w:t>
-      </w:r>
-      <w:r>
-        <w:rPr>
-          <w:color w:val="1C1007"/>
-          <w:sz w:val="22"/>
-          <w:szCs w:val="22"/>
-        </w:rPr>
-        <w:t xml:space="preserve">The customer is charged on one day; the money lands in the bank a couple of days later, grouped into a payout. So “revenue this month” and “cash received this month” can differ slightly at month boundaries.</w:t>
-      </w:r>
-    </w:p>
-    <w:p>
-      <w:pPr>
-        <w:pStyle w:val="ListParagraph"/>
-        <w:numPr>
-          <w:ilvl w:val="0"/>
-          <w:numId w:val="1"/>
-        </w:numPr>
-        <w:spacing w:after="90" w:line="268"/>
-      </w:pPr>
-      <w:r>
-        <w:rPr>
-          <w:color w:val="1C1007"/>
-          <w:sz w:val="22"/>
-          <w:szCs w:val="22"/>
-        </w:rPr>
-        <w:t xml:space="preserve"/>
-      </w:r>
-      <w:r>
-        <w:rPr>
-          <w:b/>
-          <w:bCs/>
-          <w:color w:val="1C1007"/>
-          <w:sz w:val="22"/>
-          <w:szCs w:val="22"/>
-        </w:rPr>
-        <w:t xml:space="preserve">Different words. </w:t>
-      </w:r>
-      <w:r>
-        <w:rPr>
-          <w:color w:val="1C1007"/>
-          <w:sz w:val="22"/>
-          <w:szCs w:val="22"/>
-        </w:rPr>
-        <w:t xml:space="preserve">Stripe says customer / subscription / invoice / charge / payout; WooCommerce said order. They’re the same idea in different clothes.</w:t>
-      </w:r>
-    </w:p>
-    <w:p>
-      <w:pPr>
-        <w:pStyle w:val="Heading1"/>
-        <w:spacing w:after="140" w:before="320"/>
-      </w:pPr>
-      <w:r>
-        <w:rPr>
-          <w:b/>
-          <w:bCs/>
-          <w:color w:val="1B5FAE"/>
-          <w:sz w:val="30"/>
-          <w:szCs w:val="30"/>
-        </w:rPr>
-        <w:t xml:space="preserve">7.  A simple monthly reconciliation checklist</w:t>
+        <w:t>6.  A simple monthly reconciliation checklist</w:t>
       </w:r>
     </w:p>
     <w:p>
